--- a/Отчеты/Костерин_АС_ЛР1_ТМО.docx
+++ b/Отчеты/Костерин_АС_ЛР1_ТМО.docx
@@ -1,72 +1,92 @@
 
 <file path=word/document.xml><?xml version="1.0" encoding="utf-8"?>
-<w:document xmlns:wpc="http://schemas.microsoft.com/office/word/2010/wordprocessingCanvas" xmlns:cx="http://schemas.microsoft.com/office/drawing/2014/chartex" xmlns:cx1="http://schemas.microsoft.com/office/drawing/2015/9/8/chartex" xmlns:cx2="http://schemas.microsoft.com/office/drawing/2015/10/21/chartex" xmlns:cx3="http://schemas.microsoft.com/office/drawing/2016/5/9/chartex" xmlns:cx4="http://schemas.microsoft.com/office/drawing/2016/5/10/chartex" xmlns:cx5="http://schemas.microsoft.com/office/drawing/2016/5/11/chartex" xmlns:cx6="http://schemas.microsoft.com/office/drawing/2016/5/12/chartex" xmlns:cx7="http://schemas.microsoft.com/office/drawing/2016/5/13/chartex" xmlns:cx8="http://schemas.microsoft.com/office/drawing/2016/5/14/chartex" xmlns:mc="http://schemas.openxmlformats.org/markup-compatibility/2006" xmlns:aink="http://schemas.microsoft.com/office/drawing/2016/ink" xmlns:am3d="http://schemas.microsoft.com/office/drawing/2017/model3d" xmlns:o="urn:schemas-microsoft-com:office:office" xmlns:r="http://schemas.openxmlformats.org/officeDocument/2006/relationships" xmlns:m="http://schemas.openxmlformats.org/officeDocument/2006/math" xmlns:v="urn:schemas-microsoft-com:vml" xmlns:wp14="http://schemas.microsoft.com/office/word/2010/wordprocessingDrawing" xmlns:wp="http://schemas.openxmlformats.org/drawingml/2006/wordprocessingDrawing" xmlns:w10="urn:schemas-microsoft-com:office:word" xmlns:w="http://schemas.openxmlformats.org/wordprocessingml/2006/main" xmlns:w14="http://schemas.microsoft.com/office/word/2010/wordml" xmlns:w15="http://schemas.microsoft.com/office/word/2012/wordml" xmlns:w16cex="http://schemas.microsoft.com/office/word/2018/wordml/cex" xmlns:w16cid="http://schemas.microsoft.com/office/word/2016/wordml/cid" xmlns:w16="http://schemas.microsoft.com/office/word/2018/wordml" xmlns:w16sdtdh="http://schemas.microsoft.com/office/word/2020/wordml/sdtdatahash" xmlns:w16se="http://schemas.microsoft.com/office/word/2015/wordml/symex" xmlns:wpg="http://schemas.microsoft.com/office/word/2010/wordprocessingGroup" xmlns:wpi="http://schemas.microsoft.com/office/word/2010/wordprocessingInk" xmlns:wne="http://schemas.microsoft.com/office/word/2006/wordml" xmlns:wps="http://schemas.microsoft.com/office/word/2010/wordprocessingShape" mc:Ignorable="w14 w15 w16se w16cid w16 w16cex w16sdtdh wp14">
+<w:document xmlns:o="urn:schemas-microsoft-com:office:office" xmlns:r="http://schemas.openxmlformats.org/officeDocument/2006/relationships" xmlns:v="urn:schemas-microsoft-com:vml" xmlns:w="http://schemas.openxmlformats.org/wordprocessingml/2006/main" xmlns:w10="urn:schemas-microsoft-com:office:word" xmlns:wp="http://schemas.openxmlformats.org/drawingml/2006/wordprocessingDrawing" xmlns:wps="http://schemas.microsoft.com/office/word/2010/wordprocessingShape" xmlns:wpg="http://schemas.microsoft.com/office/word/2010/wordprocessingGroup" xmlns:mc="http://schemas.openxmlformats.org/markup-compatibility/2006" xmlns:wp14="http://schemas.microsoft.com/office/word/2010/wordprocessingDrawing" xmlns:w14="http://schemas.microsoft.com/office/word/2010/wordml" xmlns:w15="http://schemas.microsoft.com/office/word/2012/wordml" mc:Ignorable="w14 wp14 w15">
   <w:body>
     <w:p>
       <w:pPr>
+        <w:pStyle w:val="Normal"/>
         <w:rPr>
           <w:b/>
           <w:sz w:val="28"/>
           <w:szCs w:val="28"/>
         </w:rPr>
       </w:pPr>
+      <w:r>
+        <w:rPr>
+          <w:b/>
+          <w:sz w:val="28"/>
+          <w:szCs w:val="28"/>
+        </w:rPr>
+      </w:r>
     </w:p>
     <w:tbl>
       <w:tblPr>
-        <w:tblW w:w="0" w:type="auto"/>
-        <w:tblLook w:val="04A0" w:firstRow="1" w:lastRow="0" w:firstColumn="1" w:lastColumn="0" w:noHBand="0" w:noVBand="1"/>
+        <w:tblW w:w="9355" w:type="dxa"/>
+        <w:jc w:val="left"/>
+        <w:tblInd w:w="0" w:type="dxa"/>
+        <w:tblLayout w:type="fixed"/>
+        <w:tblCellMar>
+          <w:top w:w="0" w:type="dxa"/>
+          <w:left w:w="108" w:type="dxa"/>
+          <w:bottom w:w="0" w:type="dxa"/>
+          <w:right w:w="108" w:type="dxa"/>
+        </w:tblCellMar>
+        <w:tblLook w:val="04a0" w:noHBand="0" w:noVBand="1" w:firstColumn="1" w:lastRow="0" w:lastColumn="0" w:firstRow="1"/>
       </w:tblPr>
       <w:tblGrid>
-        <w:gridCol w:w="1704"/>
+        <w:gridCol w:w="1703"/>
         <w:gridCol w:w="7651"/>
       </w:tblGrid>
       <w:tr>
+        <w:trPr/>
         <w:tc>
           <w:tcPr>
-            <w:tcW w:w="1383" w:type="dxa"/>
+            <w:tcW w:w="1703" w:type="dxa"/>
+            <w:tcBorders/>
           </w:tcPr>
           <w:p>
             <w:pPr>
+              <w:pStyle w:val="Normal"/>
+              <w:spacing w:before="0" w:after="160"/>
               <w:rPr>
                 <w:b/>
               </w:rPr>
             </w:pPr>
             <w:r>
               <w:rPr>
-                <w:noProof/>
-                <w:lang w:eastAsia="ru-RU"/>
+                <w:b/>
               </w:rPr>
               <w:drawing>
-                <wp:anchor distT="0" distB="0" distL="114300" distR="114300" simplePos="0" relativeHeight="251659264" behindDoc="1" locked="0" layoutInCell="1" allowOverlap="1" wp14:anchorId="7F50434E" wp14:editId="4533078A">
+                <wp:anchor behindDoc="0" distT="0" distB="0" distL="114300" distR="114300" simplePos="0" locked="0" layoutInCell="1" allowOverlap="1" relativeHeight="2">
                   <wp:simplePos x="0" y="0"/>
                   <wp:positionH relativeFrom="column">
                     <wp:posOffset>-66675</wp:posOffset>
                   </wp:positionH>
                   <wp:positionV relativeFrom="paragraph">
-                    <wp:posOffset>0</wp:posOffset>
+                    <wp:posOffset>635</wp:posOffset>
                   </wp:positionV>
                   <wp:extent cx="944880" cy="944880"/>
                   <wp:effectExtent l="0" t="0" r="0" b="0"/>
                   <wp:wrapTight wrapText="bothSides">
                     <wp:wrapPolygon edited="0">
-                      <wp:start x="9871" y="290"/>
-                      <wp:lineTo x="4355" y="2903"/>
-                      <wp:lineTo x="2323" y="4355"/>
-                      <wp:lineTo x="2032" y="10161"/>
-                      <wp:lineTo x="2613" y="15677"/>
-                      <wp:lineTo x="5226" y="19452"/>
-                      <wp:lineTo x="7548" y="20903"/>
-                      <wp:lineTo x="13645" y="20903"/>
-                      <wp:lineTo x="15387" y="19452"/>
-                      <wp:lineTo x="18581" y="15387"/>
-                      <wp:lineTo x="19452" y="10161"/>
-                      <wp:lineTo x="18871" y="4355"/>
-                      <wp:lineTo x="17129" y="3194"/>
-                      <wp:lineTo x="11323" y="290"/>
-                      <wp:lineTo x="9871" y="290"/>
+                      <wp:start x="9865" y="285"/>
+                      <wp:lineTo x="4344" y="2896"/>
+                      <wp:lineTo x="2313" y="4349"/>
+                      <wp:lineTo x="2021" y="10151"/>
+                      <wp:lineTo x="2604" y="15669"/>
+                      <wp:lineTo x="5219" y="19438"/>
+                      <wp:lineTo x="7542" y="20891"/>
+                      <wp:lineTo x="13638" y="20891"/>
+                      <wp:lineTo x="15378" y="19438"/>
+                      <wp:lineTo x="18576" y="15383"/>
+                      <wp:lineTo x="19442" y="10151"/>
+                      <wp:lineTo x="18867" y="4349"/>
+                      <wp:lineTo x="17119" y="3190"/>
+                      <wp:lineTo x="11315" y="285"/>
+                      <wp:lineTo x="9865" y="285"/>
                     </wp:wrapPolygon>
                   </wp:wrapTight>
-                  <wp:docPr id="12" name="Рисунок 12"/>
+                  <wp:docPr id="1" name="Рисунок 12" descr=""/>
                   <wp:cNvGraphicFramePr>
                     <a:graphicFrameLocks xmlns:a="http://schemas.openxmlformats.org/drawingml/2006/main" noChangeAspect="1"/>
                   </wp:cNvGraphicFramePr>
@@ -74,19 +94,13 @@
                     <a:graphicData uri="http://schemas.openxmlformats.org/drawingml/2006/picture">
                       <pic:pic xmlns:pic="http://schemas.openxmlformats.org/drawingml/2006/picture">
                         <pic:nvPicPr>
-                          <pic:cNvPr id="2" name="Рисунок 2"/>
+                          <pic:cNvPr id="1" name="Рисунок 12" descr=""/>
                           <pic:cNvPicPr>
                             <a:picLocks noChangeAspect="1" noChangeArrowheads="1"/>
                           </pic:cNvPicPr>
                         </pic:nvPicPr>
                         <pic:blipFill>
-                          <a:blip r:embed="rId4" cstate="print">
-                            <a:extLst>
-                              <a:ext uri="{28A0092B-C50C-407E-A947-70E740481C1C}">
-                                <a14:useLocalDpi xmlns:a14="http://schemas.microsoft.com/office/drawing/2010/main"/>
-                              </a:ext>
-                            </a:extLst>
-                          </a:blip>
+                          <a:blip r:embed="rId2"/>
                           <a:stretch>
                             <a:fillRect/>
                           </a:stretch>
@@ -99,23 +113,10 @@
                           <a:prstGeom prst="rect">
                             <a:avLst/>
                           </a:prstGeom>
-                          <a:noFill/>
-                          <a:ln w="9525">
-                            <a:noFill/>
-                            <a:miter lim="800000"/>
-                            <a:headEnd/>
-                            <a:tailEnd/>
-                          </a:ln>
                         </pic:spPr>
                       </pic:pic>
                     </a:graphicData>
                   </a:graphic>
-                  <wp14:sizeRelH relativeFrom="margin">
-                    <wp14:pctWidth>0</wp14:pctWidth>
-                  </wp14:sizeRelH>
-                  <wp14:sizeRelV relativeFrom="margin">
-                    <wp14:pctHeight>0</wp14:pctHeight>
-                  </wp14:sizeRelV>
                 </wp:anchor>
               </w:drawing>
             </w:r>
@@ -123,10 +124,12 @@
         </w:tc>
         <w:tc>
           <w:tcPr>
-            <w:tcW w:w="8188" w:type="dxa"/>
+            <w:tcW w:w="7651" w:type="dxa"/>
+            <w:tcBorders/>
           </w:tcPr>
           <w:p>
             <w:pPr>
+              <w:pStyle w:val="Normal"/>
               <w:jc w:val="center"/>
               <w:rPr>
                 <w:b/>
@@ -141,6 +144,7 @@
           </w:p>
           <w:p>
             <w:pPr>
+              <w:pStyle w:val="Normal"/>
               <w:jc w:val="center"/>
               <w:rPr>
                 <w:b/>
@@ -150,23 +154,12 @@
               <w:rPr>
                 <w:b/>
               </w:rPr>
-              <w:t xml:space="preserve">Федеральное государственное </w:t>
-            </w:r>
-            <w:r>
-              <w:rPr>
-                <w:b/>
-              </w:rPr>
-              <w:t>автономное</w:t>
-            </w:r>
-            <w:r>
-              <w:rPr>
-                <w:b/>
-              </w:rPr>
-              <w:t xml:space="preserve"> образовательное учреждение </w:t>
+              <w:t xml:space="preserve">Федеральное государственное автономное образовательное учреждение </w:t>
             </w:r>
           </w:p>
           <w:p>
             <w:pPr>
+              <w:pStyle w:val="Normal"/>
               <w:jc w:val="center"/>
               <w:rPr>
                 <w:b/>
@@ -181,6 +174,7 @@
           </w:p>
           <w:p>
             <w:pPr>
+              <w:pStyle w:val="Normal"/>
               <w:ind w:right="-2"/>
               <w:jc w:val="center"/>
               <w:rPr>
@@ -196,6 +190,7 @@
           </w:p>
           <w:p>
             <w:pPr>
+              <w:pStyle w:val="Normal"/>
               <w:ind w:right="-2"/>
               <w:jc w:val="center"/>
               <w:rPr>
@@ -211,6 +206,7 @@
           </w:p>
           <w:p>
             <w:pPr>
+              <w:pStyle w:val="Normal"/>
               <w:jc w:val="center"/>
               <w:rPr>
                 <w:b/>
@@ -225,6 +221,8 @@
           </w:p>
           <w:p>
             <w:pPr>
+              <w:pStyle w:val="Normal"/>
+              <w:spacing w:before="0" w:after="160"/>
               <w:jc w:val="center"/>
               <w:rPr>
                 <w:b/>
@@ -234,13 +232,7 @@
               <w:rPr>
                 <w:b/>
               </w:rPr>
-              <w:t xml:space="preserve">(МГТУ им. </w:t>
-            </w:r>
-            <w:r>
-              <w:rPr>
-                <w:b/>
-              </w:rPr>
-              <w:t>Н.Э. Баумана)</w:t>
+              <w:t>(МГТУ им. Н.Э. Баумана)</w:t>
             </w:r>
           </w:p>
         </w:tc>
@@ -248,6 +240,7 @@
     </w:tbl>
     <w:p>
       <w:pPr>
+        <w:pStyle w:val="Normal"/>
         <w:jc w:val="center"/>
         <w:rPr>
           <w:b/>
@@ -255,9 +248,17 @@
           <w:szCs w:val="28"/>
         </w:rPr>
       </w:pPr>
-    </w:p>
-    <w:p>
-      <w:pPr>
+      <w:r>
+        <w:rPr>
+          <w:b/>
+          <w:sz w:val="28"/>
+          <w:szCs w:val="28"/>
+        </w:rPr>
+      </w:r>
+    </w:p>
+    <w:p>
+      <w:pPr>
+        <w:pStyle w:val="Normal"/>
         <w:jc w:val="center"/>
         <w:rPr>
           <w:b/>
@@ -265,11 +266,18 @@
           <w:szCs w:val="28"/>
         </w:rPr>
       </w:pPr>
+      <w:r>
+        <w:rPr>
+          <w:b/>
+          <w:sz w:val="28"/>
+          <w:szCs w:val="28"/>
+        </w:rPr>
+      </w:r>
     </w:p>
     <w:p>
       <w:pPr>
         <w:pStyle w:val="Standard"/>
-        <w:spacing w:line="360" w:lineRule="auto"/>
+        <w:spacing w:lineRule="auto" w:line="360"/>
         <w:jc w:val="center"/>
         <w:rPr>
           <w:rFonts w:ascii="Times New Roman" w:hAnsi="Times New Roman" w:cs="Times New Roman"/>
@@ -279,30 +287,30 @@
       </w:pPr>
       <w:r>
         <w:rPr>
+          <w:rFonts w:cs="Times New Roman" w:ascii="Times New Roman" w:hAnsi="Times New Roman"/>
+          <w:b/>
+          <w:lang w:val="ru-RU"/>
+        </w:rPr>
+        <w:t xml:space="preserve">Факультет </w:t>
+      </w:r>
+    </w:p>
+    <w:p>
+      <w:pPr>
+        <w:pStyle w:val="Standard"/>
+        <w:spacing w:lineRule="auto" w:line="360"/>
+        <w:jc w:val="center"/>
+        <w:rPr>
           <w:rFonts w:ascii="Times New Roman" w:hAnsi="Times New Roman" w:cs="Times New Roman"/>
           <w:b/>
           <w:lang w:val="ru-RU"/>
         </w:rPr>
-        <w:t xml:space="preserve">Факультет </w:t>
-      </w:r>
-    </w:p>
-    <w:p>
-      <w:pPr>
-        <w:pStyle w:val="Standard"/>
-        <w:spacing w:line="360" w:lineRule="auto"/>
-        <w:jc w:val="center"/>
-        <w:rPr>
-          <w:rFonts w:ascii="Times New Roman" w:hAnsi="Times New Roman" w:cs="Times New Roman"/>
+      </w:pPr>
+      <w:r>
+        <w:rPr>
+          <w:rFonts w:cs="Times New Roman" w:ascii="Times New Roman" w:hAnsi="Times New Roman"/>
           <w:b/>
           <w:lang w:val="ru-RU"/>
         </w:rPr>
-      </w:pPr>
-      <w:r>
-        <w:rPr>
-          <w:rFonts w:ascii="Times New Roman" w:hAnsi="Times New Roman" w:cs="Times New Roman"/>
-          <w:b/>
-          <w:lang w:val="ru-RU"/>
-        </w:rPr>
         <w:t xml:space="preserve">Кафедра </w:t>
       </w:r>
     </w:p>
@@ -315,6 +323,12 @@
           <w:lang w:val="ru-RU"/>
         </w:rPr>
       </w:pPr>
+      <w:r>
+        <w:rPr>
+          <w:rFonts w:cs="Times New Roman" w:ascii="Times New Roman" w:hAnsi="Times New Roman"/>
+          <w:lang w:val="ru-RU"/>
+        </w:rPr>
+      </w:r>
     </w:p>
     <w:p>
       <w:pPr>
@@ -323,6 +337,11 @@
           <w:lang w:val="ru-RU"/>
         </w:rPr>
       </w:pPr>
+      <w:r>
+        <w:rPr>
+          <w:lang w:val="ru-RU"/>
+        </w:rPr>
+      </w:r>
     </w:p>
     <w:p>
       <w:pPr>
@@ -331,10 +350,16 @@
           <w:lang w:val="ru-RU"/>
         </w:rPr>
       </w:pPr>
-    </w:p>
-    <w:p>
-      <w:pPr>
-        <w:spacing w:line="360" w:lineRule="auto"/>
+      <w:r>
+        <w:rPr>
+          <w:lang w:val="ru-RU"/>
+        </w:rPr>
+      </w:r>
+    </w:p>
+    <w:p>
+      <w:pPr>
+        <w:pStyle w:val="Normal"/>
+        <w:spacing w:lineRule="auto" w:line="360"/>
         <w:jc w:val="center"/>
         <w:rPr>
           <w:sz w:val="28"/>
@@ -346,19 +371,13 @@
           <w:sz w:val="28"/>
           <w:szCs w:val="28"/>
         </w:rPr>
-        <w:t>Отчет по лабораторной работе №</w:t>
-      </w:r>
-      <w:r>
-        <w:rPr>
-          <w:sz w:val="28"/>
-          <w:szCs w:val="28"/>
-        </w:rPr>
-        <w:t>1</w:t>
-      </w:r>
-    </w:p>
-    <w:p>
-      <w:pPr>
-        <w:spacing w:line="360" w:lineRule="auto"/>
+        <w:t>Отчет по лабораторной работе №1</w:t>
+      </w:r>
+    </w:p>
+    <w:p>
+      <w:pPr>
+        <w:pStyle w:val="Normal"/>
+        <w:spacing w:lineRule="auto" w:line="360"/>
         <w:jc w:val="center"/>
         <w:rPr>
           <w:b/>
@@ -377,7 +396,7 @@
       </w:r>
       <w:r>
         <w:rPr>
-          <w:rFonts w:ascii="Times New Roman" w:hAnsi="Times New Roman" w:cs="Times New Roman"/>
+          <w:rFonts w:cs="Times New Roman" w:ascii="Times New Roman" w:hAnsi="Times New Roman"/>
           <w:b/>
           <w:sz w:val="32"/>
           <w:szCs w:val="32"/>
@@ -396,7 +415,8 @@
     </w:p>
     <w:p>
       <w:pPr>
-        <w:spacing w:line="360" w:lineRule="auto"/>
+        <w:pStyle w:val="Normal"/>
+        <w:spacing w:lineRule="auto" w:line="360"/>
         <w:jc w:val="center"/>
         <w:rPr>
           <w:sz w:val="28"/>
@@ -408,18 +428,12 @@
           <w:sz w:val="28"/>
           <w:szCs w:val="28"/>
         </w:rPr>
-        <w:t xml:space="preserve">по дисциплине </w:t>
-      </w:r>
-      <w:r>
-        <w:rPr>
-          <w:sz w:val="28"/>
-          <w:szCs w:val="28"/>
-        </w:rPr>
-        <w:t xml:space="preserve"> </w:t>
-      </w:r>
-    </w:p>
-    <w:p>
-      <w:pPr>
+        <w:t xml:space="preserve">по дисциплине  </w:t>
+      </w:r>
+    </w:p>
+    <w:p>
+      <w:pPr>
+        <w:pStyle w:val="Normal"/>
         <w:jc w:val="center"/>
         <w:rPr>
           <w:rFonts w:ascii="Times New Roman" w:hAnsi="Times New Roman" w:cs="Times New Roman"/>
@@ -429,35 +443,50 @@
       </w:pPr>
       <w:r>
         <w:rPr>
-          <w:rFonts w:ascii="Times New Roman" w:hAnsi="Times New Roman" w:cs="Times New Roman"/>
+          <w:rFonts w:cs="Times New Roman" w:ascii="Times New Roman" w:hAnsi="Times New Roman"/>
           <w:color w:val="1A1C1E"/>
           <w:sz w:val="28"/>
           <w:szCs w:val="28"/>
-          <w:shd w:val="clear" w:color="auto" w:fill="FFFFFF"/>
+          <w:shd w:fill="FFFFFF" w:val="clear"/>
         </w:rPr>
         <w:t>Технологии машинного обучения</w:t>
       </w:r>
     </w:p>
     <w:p>
       <w:pPr>
+        <w:pStyle w:val="Normal"/>
         <w:jc w:val="right"/>
         <w:rPr>
           <w:sz w:val="28"/>
           <w:szCs w:val="28"/>
         </w:rPr>
       </w:pPr>
-    </w:p>
-    <w:p>
-      <w:pPr>
+      <w:r>
+        <w:rPr>
+          <w:sz w:val="28"/>
+          <w:szCs w:val="28"/>
+        </w:rPr>
+      </w:r>
+    </w:p>
+    <w:p>
+      <w:pPr>
+        <w:pStyle w:val="Normal"/>
         <w:jc w:val="right"/>
         <w:rPr>
           <w:sz w:val="28"/>
           <w:szCs w:val="28"/>
         </w:rPr>
       </w:pPr>
-    </w:p>
-    <w:p>
-      <w:pPr>
+      <w:r>
+        <w:rPr>
+          <w:sz w:val="28"/>
+          <w:szCs w:val="28"/>
+        </w:rPr>
+      </w:r>
+    </w:p>
+    <w:p>
+      <w:pPr>
+        <w:pStyle w:val="Normal"/>
         <w:jc w:val="right"/>
         <w:rPr>
           <w:sz w:val="28"/>
@@ -474,6 +503,7 @@
     </w:p>
     <w:p>
       <w:pPr>
+        <w:pStyle w:val="Normal"/>
         <w:jc w:val="right"/>
         <w:rPr>
           <w:sz w:val="28"/>
@@ -485,48 +515,28 @@
           <w:sz w:val="28"/>
           <w:szCs w:val="28"/>
         </w:rPr>
-        <w:t>с</w:t>
-      </w:r>
-      <w:r>
-        <w:rPr>
-          <w:sz w:val="28"/>
-          <w:szCs w:val="28"/>
-        </w:rPr>
-        <w:t>тудент</w:t>
-      </w:r>
-      <w:r>
-        <w:rPr>
-          <w:sz w:val="28"/>
-          <w:szCs w:val="28"/>
-        </w:rPr>
-        <w:t xml:space="preserve"> группы ИУ5-</w:t>
-      </w:r>
-      <w:r>
-        <w:rPr>
-          <w:sz w:val="28"/>
-          <w:szCs w:val="28"/>
-        </w:rPr>
-        <w:t>6</w:t>
-      </w:r>
-      <w:r>
-        <w:rPr>
-          <w:sz w:val="28"/>
-          <w:szCs w:val="28"/>
-        </w:rPr>
-        <w:t>5Б А.С. Костерин</w:t>
-      </w:r>
-    </w:p>
-    <w:p>
-      <w:pPr>
+        <w:t>студент группы ИУ5-65Б А.С. Костерин</w:t>
+      </w:r>
+    </w:p>
+    <w:p>
+      <w:pPr>
+        <w:pStyle w:val="Normal"/>
         <w:jc w:val="right"/>
         <w:rPr>
           <w:sz w:val="28"/>
           <w:szCs w:val="28"/>
         </w:rPr>
       </w:pPr>
-    </w:p>
-    <w:p>
-      <w:pPr>
+      <w:r>
+        <w:rPr>
+          <w:sz w:val="28"/>
+          <w:szCs w:val="28"/>
+        </w:rPr>
+      </w:r>
+    </w:p>
+    <w:p>
+      <w:pPr>
+        <w:pStyle w:val="Normal"/>
         <w:jc w:val="right"/>
         <w:rPr>
           <w:sz w:val="28"/>
@@ -543,6 +553,7 @@
     </w:p>
     <w:p>
       <w:pPr>
+        <w:pStyle w:val="Normal"/>
         <w:jc w:val="right"/>
         <w:rPr>
           <w:sz w:val="28"/>
@@ -554,64 +565,28 @@
           <w:sz w:val="28"/>
           <w:szCs w:val="28"/>
         </w:rPr>
-        <w:t>ст. преподаватель</w:t>
-      </w:r>
-      <w:r>
-        <w:rPr>
-          <w:sz w:val="28"/>
-          <w:szCs w:val="28"/>
-        </w:rPr>
-        <w:t xml:space="preserve"> </w:t>
-      </w:r>
-      <w:r>
-        <w:rPr>
-          <w:sz w:val="28"/>
-          <w:szCs w:val="28"/>
-        </w:rPr>
-        <w:t>Ю</w:t>
-      </w:r>
-      <w:r>
-        <w:rPr>
-          <w:sz w:val="28"/>
-          <w:szCs w:val="28"/>
-        </w:rPr>
-        <w:t>.</w:t>
-      </w:r>
-      <w:r>
-        <w:rPr>
-          <w:sz w:val="28"/>
-          <w:szCs w:val="28"/>
-        </w:rPr>
-        <w:t>Е</w:t>
-      </w:r>
-      <w:r>
-        <w:rPr>
-          <w:sz w:val="28"/>
-          <w:szCs w:val="28"/>
-        </w:rPr>
-        <w:t xml:space="preserve">. </w:t>
-      </w:r>
-      <w:proofErr w:type="spellStart"/>
-      <w:r>
-        <w:rPr>
-          <w:sz w:val="28"/>
-          <w:szCs w:val="28"/>
-        </w:rPr>
-        <w:t>Гапанюк</w:t>
-      </w:r>
-      <w:proofErr w:type="spellEnd"/>
-    </w:p>
-    <w:p>
-      <w:pPr>
+        <w:t>ст. преподаватель Ю.Е. Гапанюк</w:t>
+      </w:r>
+    </w:p>
+    <w:p>
+      <w:pPr>
+        <w:pStyle w:val="Normal"/>
         <w:jc w:val="center"/>
         <w:rPr>
           <w:sz w:val="28"/>
           <w:szCs w:val="28"/>
         </w:rPr>
       </w:pPr>
-    </w:p>
-    <w:p>
-      <w:pPr>
+      <w:r>
+        <w:rPr>
+          <w:sz w:val="28"/>
+          <w:szCs w:val="28"/>
+        </w:rPr>
+      </w:r>
+    </w:p>
+    <w:p>
+      <w:pPr>
+        <w:pStyle w:val="Normal"/>
         <w:jc w:val="center"/>
         <w:rPr>
           <w:sz w:val="28"/>
@@ -623,36 +598,29 @@
           <w:sz w:val="28"/>
           <w:szCs w:val="28"/>
         </w:rPr>
-        <w:t>20</w:t>
-      </w:r>
-      <w:r>
-        <w:rPr>
-          <w:sz w:val="28"/>
-          <w:szCs w:val="28"/>
-        </w:rPr>
-        <w:t>2</w:t>
-      </w:r>
-      <w:r>
-        <w:rPr>
-          <w:sz w:val="28"/>
-          <w:szCs w:val="28"/>
-        </w:rPr>
-        <w:t>5 г.</w:t>
-      </w:r>
-    </w:p>
-    <w:p>
-      <w:pPr>
+        <w:t>2025 г.</w:t>
+      </w:r>
+    </w:p>
+    <w:p>
+      <w:pPr>
+        <w:pStyle w:val="Normal"/>
         <w:jc w:val="center"/>
         <w:rPr>
           <w:sz w:val="28"/>
           <w:szCs w:val="28"/>
         </w:rPr>
       </w:pPr>
-    </w:p>
-    <w:p>
-      <w:pPr>
-        <w:pStyle w:val="a3"/>
-        <w:spacing w:after="240" w:afterAutospacing="0" w:line="360" w:lineRule="auto"/>
+      <w:r>
+        <w:rPr>
+          <w:sz w:val="28"/>
+          <w:szCs w:val="28"/>
+        </w:rPr>
+      </w:r>
+    </w:p>
+    <w:p>
+      <w:pPr>
+        <w:pStyle w:val="NormalWeb"/>
+        <w:spacing w:lineRule="auto" w:line="360" w:before="280" w:afterAutospacing="0" w:after="240"/>
         <w:ind w:firstLine="709"/>
         <w:jc w:val="both"/>
         <w:rPr>
@@ -667,49 +635,13 @@
           <w:sz w:val="28"/>
           <w:szCs w:val="28"/>
         </w:rPr>
-        <w:t xml:space="preserve">Цель данной лабораторной работы заключается в изучении различных методов визуализации данных на примере проведения разведочного анализа. В качестве набора данных был выбран </w:t>
-      </w:r>
-      <w:proofErr w:type="spellStart"/>
-      <w:r>
-        <w:rPr>
-          <w:color w:val="1F1F1F"/>
-          <w:sz w:val="28"/>
-          <w:szCs w:val="28"/>
-        </w:rPr>
-        <w:t>датасет</w:t>
-      </w:r>
-      <w:proofErr w:type="spellEnd"/>
-      <w:r>
-        <w:rPr>
-          <w:color w:val="1F1F1F"/>
-          <w:sz w:val="28"/>
-          <w:szCs w:val="28"/>
-        </w:rPr>
-        <w:t xml:space="preserve"> FIFA 19 EDA, содержащий подробную информацию о футболистах из популярной видеоигры. Данный набор включает различные характеристики игроков, такие как их навыки, физические параметры, позиции на поле, а также стоимость и заработную плату. Практическое применение этого </w:t>
-      </w:r>
-      <w:proofErr w:type="spellStart"/>
-      <w:r>
-        <w:rPr>
-          <w:color w:val="1F1F1F"/>
-          <w:sz w:val="28"/>
-          <w:szCs w:val="28"/>
-        </w:rPr>
-        <w:t>датасета</w:t>
-      </w:r>
-      <w:proofErr w:type="spellEnd"/>
-      <w:r>
-        <w:rPr>
-          <w:color w:val="1F1F1F"/>
-          <w:sz w:val="28"/>
-          <w:szCs w:val="28"/>
-        </w:rPr>
-        <w:t xml:space="preserve"> включает анализ характеристик футболистов, исследование взаимосвязей между отдельными навыками и построение предиктивных моделей.</w:t>
-      </w:r>
-    </w:p>
-    <w:p>
-      <w:pPr>
-        <w:pStyle w:val="a3"/>
-        <w:spacing w:after="240" w:afterAutospacing="0" w:line="360" w:lineRule="auto"/>
+        <w:t>Цель данной лабораторной работы заключается в изучении различных методов визуализации данных на примере проведения разведочного анализа. В качестве набора данных был выбран датасет FIFA 19 EDA, содержащий подробную информацию о футболистах из популярной видеоигры. Данный набор включает различные характеристики игроков, такие как их навыки, физические параметры, позиции на поле, а также стоимость и заработную плату. Практическое применение этого датасета включает анализ характеристик футболистов, исследование взаимосвязей между отдельными навыками и построение предиктивных моделей.</w:t>
+      </w:r>
+    </w:p>
+    <w:p>
+      <w:pPr>
+        <w:pStyle w:val="NormalWeb"/>
+        <w:spacing w:lineRule="auto" w:line="360" w:before="280" w:afterAutospacing="0" w:after="240"/>
         <w:ind w:firstLine="709"/>
         <w:jc w:val="both"/>
         <w:rPr>
@@ -719,126 +651,58 @@
         </w:rPr>
       </w:pPr>
       <w:r>
-        <w:rPr>
-          <w:color w:val="1F1F1F"/>
-          <w:sz w:val="28"/>
-          <w:szCs w:val="28"/>
-        </w:rPr>
-        <w:t xml:space="preserve">Для выполнения работы были задействованы базовые библиотеки для анализа и визуализации данных в языке программирования Python. Использовались библиотека </w:t>
-      </w:r>
-      <w:proofErr w:type="spellStart"/>
-      <w:r>
-        <w:rPr>
-          <w:color w:val="1F1F1F"/>
-          <w:sz w:val="28"/>
-          <w:szCs w:val="28"/>
-        </w:rPr>
-        <w:t>pandas</w:t>
-      </w:r>
-      <w:proofErr w:type="spellEnd"/>
-      <w:r>
-        <w:rPr>
-          <w:color w:val="1F1F1F"/>
-          <w:sz w:val="28"/>
-          <w:szCs w:val="28"/>
-        </w:rPr>
-        <w:t xml:space="preserve"> для работы с табличными структурами, </w:t>
-      </w:r>
-      <w:proofErr w:type="spellStart"/>
-      <w:r>
-        <w:rPr>
-          <w:color w:val="1F1F1F"/>
-          <w:sz w:val="28"/>
-          <w:szCs w:val="28"/>
-        </w:rPr>
-        <w:t>numpy</w:t>
-      </w:r>
-      <w:proofErr w:type="spellEnd"/>
-      <w:r>
-        <w:rPr>
-          <w:color w:val="1F1F1F"/>
-          <w:sz w:val="28"/>
-          <w:szCs w:val="28"/>
-        </w:rPr>
-        <w:t xml:space="preserve"> для численных вычислений, а также </w:t>
-      </w:r>
-      <w:proofErr w:type="spellStart"/>
-      <w:r>
-        <w:rPr>
-          <w:color w:val="1F1F1F"/>
-          <w:sz w:val="28"/>
-          <w:szCs w:val="28"/>
-        </w:rPr>
-        <w:t>matplotlib</w:t>
-      </w:r>
-      <w:proofErr w:type="spellEnd"/>
-      <w:r>
-        <w:rPr>
-          <w:color w:val="1F1F1F"/>
-          <w:sz w:val="28"/>
-          <w:szCs w:val="28"/>
-        </w:rPr>
-        <w:t xml:space="preserve"> и </w:t>
-      </w:r>
-      <w:proofErr w:type="spellStart"/>
-      <w:r>
-        <w:rPr>
-          <w:color w:val="1F1F1F"/>
-          <w:sz w:val="28"/>
-          <w:szCs w:val="28"/>
-        </w:rPr>
-        <w:t>seaborn</w:t>
-      </w:r>
-      <w:proofErr w:type="spellEnd"/>
-      <w:r>
-        <w:rPr>
-          <w:color w:val="1F1F1F"/>
-          <w:sz w:val="28"/>
-          <w:szCs w:val="28"/>
-        </w:rPr>
-        <w:t xml:space="preserve"> для построения графиков. Загрузка исходных файлов осуществлялась напрямую с платформы </w:t>
-      </w:r>
-      <w:proofErr w:type="spellStart"/>
-      <w:r>
-        <w:rPr>
-          <w:color w:val="1F1F1F"/>
-          <w:sz w:val="28"/>
-          <w:szCs w:val="28"/>
-        </w:rPr>
-        <w:t>Kaggle</w:t>
-      </w:r>
-      <w:proofErr w:type="spellEnd"/>
-      <w:r>
-        <w:rPr>
-          <w:color w:val="1F1F1F"/>
-          <w:sz w:val="28"/>
-          <w:szCs w:val="28"/>
-        </w:rPr>
-        <w:t xml:space="preserve"> с помощью модуля </w:t>
-      </w:r>
-      <w:proofErr w:type="spellStart"/>
-      <w:r>
-        <w:rPr>
-          <w:color w:val="1F1F1F"/>
-          <w:sz w:val="28"/>
-          <w:szCs w:val="28"/>
-        </w:rPr>
-        <w:t>kagglehub</w:t>
-      </w:r>
-      <w:proofErr w:type="spellEnd"/>
-      <w:r>
-        <w:rPr>
-          <w:color w:val="1F1F1F"/>
-          <w:sz w:val="28"/>
-          <w:szCs w:val="28"/>
-        </w:rPr>
-        <w:t>.</w:t>
-      </w:r>
-    </w:p>
-    <w:p>
-      <w:pPr>
-        <w:pStyle w:val="a3"/>
-        <w:spacing w:after="240" w:afterAutospacing="0" w:line="360" w:lineRule="auto"/>
+        <w:rPr/>
+        <w:drawing>
+          <wp:anchor behindDoc="0" distT="0" distB="0" distL="0" distR="0" simplePos="0" locked="0" layoutInCell="0" allowOverlap="1" relativeHeight="3">
+            <wp:simplePos x="0" y="0"/>
+            <wp:positionH relativeFrom="column">
+              <wp:align>center</wp:align>
+            </wp:positionH>
+            <wp:positionV relativeFrom="paragraph">
+              <wp:posOffset>635</wp:posOffset>
+            </wp:positionV>
+            <wp:extent cx="5940425" cy="1718310"/>
+            <wp:effectExtent l="0" t="0" r="0" b="0"/>
+            <wp:wrapSquare wrapText="largest"/>
+            <wp:docPr id="2" name="Изображение1" descr=""/>
+            <wp:cNvGraphicFramePr>
+              <a:graphicFrameLocks xmlns:a="http://schemas.openxmlformats.org/drawingml/2006/main" noChangeAspect="1"/>
+            </wp:cNvGraphicFramePr>
+            <a:graphic xmlns:a="http://schemas.openxmlformats.org/drawingml/2006/main">
+              <a:graphicData uri="http://schemas.openxmlformats.org/drawingml/2006/picture">
+                <pic:pic xmlns:pic="http://schemas.openxmlformats.org/drawingml/2006/picture">
+                  <pic:nvPicPr>
+                    <pic:cNvPr id="2" name="Изображение1" descr=""/>
+                    <pic:cNvPicPr>
+                      <a:picLocks noChangeAspect="1" noChangeArrowheads="1"/>
+                    </pic:cNvPicPr>
+                  </pic:nvPicPr>
+                  <pic:blipFill>
+                    <a:blip r:embed="rId3"/>
+                    <a:stretch>
+                      <a:fillRect/>
+                    </a:stretch>
+                  </pic:blipFill>
+                  <pic:spPr bwMode="auto">
+                    <a:xfrm>
+                      <a:off x="0" y="0"/>
+                      <a:ext cx="5940425" cy="1718310"/>
+                    </a:xfrm>
+                    <a:prstGeom prst="rect">
+                      <a:avLst/>
+                    </a:prstGeom>
+                  </pic:spPr>
+                </pic:pic>
+              </a:graphicData>
+            </a:graphic>
+          </wp:anchor>
+        </w:drawing>
+      </w:r>
+    </w:p>
+    <w:p>
+      <w:pPr>
+        <w:pStyle w:val="NormalWeb"/>
+        <w:spacing w:lineRule="auto" w:line="360" w:before="280" w:afterAutospacing="0" w:after="240"/>
         <w:ind w:firstLine="709"/>
         <w:jc w:val="both"/>
         <w:rPr>
@@ -853,31 +717,13 @@
           <w:sz w:val="28"/>
           <w:szCs w:val="28"/>
         </w:rPr>
-        <w:t xml:space="preserve">На первом этапе разведочного анализа был проведен первичный осмотр загруженных данных. Программа выводит общую размерность </w:t>
-      </w:r>
-      <w:proofErr w:type="spellStart"/>
-      <w:r>
-        <w:rPr>
-          <w:color w:val="1F1F1F"/>
-          <w:sz w:val="28"/>
-          <w:szCs w:val="28"/>
-        </w:rPr>
-        <w:t>датасета</w:t>
-      </w:r>
-      <w:proofErr w:type="spellEnd"/>
-      <w:r>
-        <w:rPr>
-          <w:color w:val="1F1F1F"/>
-          <w:sz w:val="28"/>
-          <w:szCs w:val="28"/>
-        </w:rPr>
-        <w:t>, названия столбцов и соответствующие типы данных. Далее код оценивает наличие пропущенных значений в каждом столбце, рассчитывая их абсолютное количество и процентное соотношение. Для наглядности топ признаков с пропусками визуализируется с помощью горизонтальной столбчатой диаграммы. Также были получены базовые статистические метрики для всех числовых признаков с помощью стандартных функций описательной статистики и проанализированы уникальные значения для категориальных столбцов.</w:t>
-      </w:r>
-    </w:p>
-    <w:p>
-      <w:pPr>
-        <w:pStyle w:val="a3"/>
-        <w:spacing w:after="240" w:afterAutospacing="0" w:line="360" w:lineRule="auto"/>
+        <w:t>Для выполнения работы были задействованы базовые библиотеки для анализа и визуализации данных в языке программирования Python. Использовались библиотека pandas для работы с табличными структурами, numpy для численных вычислений, а также matplotlib и seaborn для построения графиков. Загрузка исходных файлов осуществлялась напрямую с платформы Kaggle с помощью модуля kagglehub.</w:t>
+      </w:r>
+    </w:p>
+    <w:p>
+      <w:pPr>
+        <w:pStyle w:val="NormalWeb"/>
+        <w:spacing w:lineRule="auto" w:line="360" w:before="280" w:afterAutospacing="0" w:after="240"/>
         <w:ind w:firstLine="709"/>
         <w:jc w:val="both"/>
         <w:rPr>
@@ -892,22 +738,13 @@
           <w:sz w:val="28"/>
           <w:szCs w:val="28"/>
         </w:rPr>
-        <w:t xml:space="preserve">Следующим этапом стало визуальное исследование распределения признаков. Для ключевых числовых переменных были построены </w:t>
-      </w:r>
-      <w:r>
-        <w:rPr>
-          <w:color w:val="1F1F1F"/>
-          <w:sz w:val="28"/>
-          <w:szCs w:val="28"/>
-        </w:rPr>
-        <w:lastRenderedPageBreak/>
-        <w:t>гистограммы распределения с целью оценки частоты встречаемости различных значений. Для выявления аномалий и выбросов в данных применялись графики типа ящик с усами. Анализ категориальных признаков сопровождался построением столбчатых диаграмм для десяти наиболее часто встречающихся значений в выбранных переменных. Парные зависимости между числовыми признаками оценивались с помощью диаграмм рассеяния, что позволило визуально проанализировать наличие связей между метриками. Дополнительно использовались скрипичные графики для сравнения плотности распределения данных.</w:t>
-      </w:r>
-    </w:p>
-    <w:p>
-      <w:pPr>
-        <w:pStyle w:val="a3"/>
-        <w:spacing w:after="240" w:afterAutospacing="0" w:line="360" w:lineRule="auto"/>
+        <w:t>На первом этапе разведочного анализа был проведен первичный осмотр загруженных данных. Программа выводит общую размерность датасета, названия столбцов и соответствующие типы данных. Далее код оценивает наличие пропущенных значений в каждом столбце, рассчитывая их абсолютное количество и процентное соотношение. Для наглядности топ признаков с пропусками визуализируется с помощью горизонтальной столбчатой диаграммы. Также были получены базовые статистические метрики для всех числовых признаков с помощью стандартных функций описательной статистики и проанализированы уникальные значения для категориальных столбцов.</w:t>
+      </w:r>
+    </w:p>
+    <w:p>
+      <w:pPr>
+        <w:pStyle w:val="NormalWeb"/>
+        <w:spacing w:lineRule="auto" w:line="360" w:before="280" w:afterAutospacing="0" w:after="240"/>
         <w:ind w:firstLine="709"/>
         <w:jc w:val="both"/>
         <w:rPr>
@@ -917,18 +754,58 @@
         </w:rPr>
       </w:pPr>
       <w:r>
-        <w:rPr>
-          <w:color w:val="1F1F1F"/>
-          <w:sz w:val="28"/>
-          <w:szCs w:val="28"/>
-        </w:rPr>
-        <w:t>Заключительная часть работы была посвящена корреляционному анализу. Для числовых признаков была вычислена матрица корреляций, которая визуализировалась в виде тепловой карты. Разработанный скрипт автоматически фильтрует и выводит пары признаков с высоким коэффициентом корреляции по модулю больше ноль целых семь десятых. Десять самых сильных линейных зависимостей были представлены на отдельной диаграмме. Дополнительно была собрана общая статистика по абсолютным значениям корреляций, включая среднее, медиану и стандартное отклонение, а распределение этих значений было показано на соответствующей гистограмме.</w:t>
-      </w:r>
-    </w:p>
-    <w:p>
-      <w:pPr>
-        <w:pStyle w:val="a3"/>
-        <w:spacing w:after="240" w:afterAutospacing="0" w:line="360" w:lineRule="auto"/>
+        <w:rPr/>
+        <w:drawing>
+          <wp:anchor behindDoc="0" distT="0" distB="0" distL="0" distR="0" simplePos="0" locked="0" layoutInCell="0" allowOverlap="1" relativeHeight="4">
+            <wp:simplePos x="0" y="0"/>
+            <wp:positionH relativeFrom="column">
+              <wp:align>center</wp:align>
+            </wp:positionH>
+            <wp:positionV relativeFrom="paragraph">
+              <wp:posOffset>635</wp:posOffset>
+            </wp:positionV>
+            <wp:extent cx="5940425" cy="3054985"/>
+            <wp:effectExtent l="0" t="0" r="0" b="0"/>
+            <wp:wrapSquare wrapText="largest"/>
+            <wp:docPr id="3" name="Изображение2" descr=""/>
+            <wp:cNvGraphicFramePr>
+              <a:graphicFrameLocks xmlns:a="http://schemas.openxmlformats.org/drawingml/2006/main" noChangeAspect="1"/>
+            </wp:cNvGraphicFramePr>
+            <a:graphic xmlns:a="http://schemas.openxmlformats.org/drawingml/2006/main">
+              <a:graphicData uri="http://schemas.openxmlformats.org/drawingml/2006/picture">
+                <pic:pic xmlns:pic="http://schemas.openxmlformats.org/drawingml/2006/picture">
+                  <pic:nvPicPr>
+                    <pic:cNvPr id="3" name="Изображение2" descr=""/>
+                    <pic:cNvPicPr>
+                      <a:picLocks noChangeAspect="1" noChangeArrowheads="1"/>
+                    </pic:cNvPicPr>
+                  </pic:nvPicPr>
+                  <pic:blipFill>
+                    <a:blip r:embed="rId4"/>
+                    <a:stretch>
+                      <a:fillRect/>
+                    </a:stretch>
+                  </pic:blipFill>
+                  <pic:spPr bwMode="auto">
+                    <a:xfrm>
+                      <a:off x="0" y="0"/>
+                      <a:ext cx="5940425" cy="3054985"/>
+                    </a:xfrm>
+                    <a:prstGeom prst="rect">
+                      <a:avLst/>
+                    </a:prstGeom>
+                  </pic:spPr>
+                </pic:pic>
+              </a:graphicData>
+            </a:graphic>
+          </wp:anchor>
+        </w:drawing>
+      </w:r>
+    </w:p>
+    <w:p>
+      <w:pPr>
+        <w:pStyle w:val="NormalWeb"/>
+        <w:spacing w:lineRule="auto" w:line="360" w:before="280" w:afterAutospacing="0" w:after="240"/>
         <w:ind w:firstLine="709"/>
         <w:jc w:val="both"/>
         <w:rPr>
@@ -943,53 +820,1508 @@
           <w:sz w:val="28"/>
           <w:szCs w:val="28"/>
         </w:rPr>
-        <w:t xml:space="preserve">В результате выполнения лабораторной работы были успешно применены основные методы разведочного анализа и визуализации данных. Были изучены структуры данных </w:t>
-      </w:r>
-      <w:proofErr w:type="spellStart"/>
-      <w:r>
+        <w:t>Следующим этапом стало визуальное исследование распределения признаков. Для ключевых числовых переменных были построены гистограммы распределения с целью оценки частоты встречаемости различных значений. Для выявления аномалий и выбросов в данных применялись графики типа ящик с усами. Анализ категориальных признаков сопровождался построением столбчатых диаграмм для десяти наиболее часто встречающихся значений в выбранных переменных. Парные зависимости между числовыми признаками оценивались с помощью диаграмм рассеяния, что позволило визуально проанализировать наличие связей между метриками. Дополнительно использовались скрипичные графики для сравнения плотности распределения данных.</w:t>
+      </w:r>
+    </w:p>
+    <w:p>
+      <w:pPr>
+        <w:pStyle w:val="NormalWeb"/>
+        <w:spacing w:lineRule="auto" w:line="360" w:before="280" w:afterAutospacing="0" w:after="240"/>
+        <w:ind w:firstLine="709"/>
+        <w:jc w:val="both"/>
         <w:rPr>
           <w:color w:val="1F1F1F"/>
           <w:sz w:val="28"/>
           <w:szCs w:val="28"/>
         </w:rPr>
-        <w:t>датасета</w:t>
-      </w:r>
-      <w:proofErr w:type="spellEnd"/>
-      <w:r>
+      </w:pPr>
+      <w:r>
+        <w:rPr/>
+        <w:drawing>
+          <wp:anchor behindDoc="0" distT="0" distB="0" distL="0" distR="0" simplePos="0" locked="0" layoutInCell="0" allowOverlap="1" relativeHeight="5">
+            <wp:simplePos x="0" y="0"/>
+            <wp:positionH relativeFrom="column">
+              <wp:align>center</wp:align>
+            </wp:positionH>
+            <wp:positionV relativeFrom="paragraph">
+              <wp:posOffset>635</wp:posOffset>
+            </wp:positionV>
+            <wp:extent cx="5940425" cy="3054985"/>
+            <wp:effectExtent l="0" t="0" r="0" b="0"/>
+            <wp:wrapSquare wrapText="largest"/>
+            <wp:docPr id="4" name="Изображение3" descr=""/>
+            <wp:cNvGraphicFramePr>
+              <a:graphicFrameLocks xmlns:a="http://schemas.openxmlformats.org/drawingml/2006/main" noChangeAspect="1"/>
+            </wp:cNvGraphicFramePr>
+            <a:graphic xmlns:a="http://schemas.openxmlformats.org/drawingml/2006/main">
+              <a:graphicData uri="http://schemas.openxmlformats.org/drawingml/2006/picture">
+                <pic:pic xmlns:pic="http://schemas.openxmlformats.org/drawingml/2006/picture">
+                  <pic:nvPicPr>
+                    <pic:cNvPr id="4" name="Изображение3" descr=""/>
+                    <pic:cNvPicPr>
+                      <a:picLocks noChangeAspect="1" noChangeArrowheads="1"/>
+                    </pic:cNvPicPr>
+                  </pic:nvPicPr>
+                  <pic:blipFill>
+                    <a:blip r:embed="rId5"/>
+                    <a:stretch>
+                      <a:fillRect/>
+                    </a:stretch>
+                  </pic:blipFill>
+                  <pic:spPr bwMode="auto">
+                    <a:xfrm>
+                      <a:off x="0" y="0"/>
+                      <a:ext cx="5940425" cy="3054985"/>
+                    </a:xfrm>
+                    <a:prstGeom prst="rect">
+                      <a:avLst/>
+                    </a:prstGeom>
+                  </pic:spPr>
+                </pic:pic>
+              </a:graphicData>
+            </a:graphic>
+          </wp:anchor>
+        </w:drawing>
+        <w:br/>
+        <w:br/>
+      </w:r>
+      <w:r>
+        <w:drawing>
+          <wp:anchor behindDoc="0" distT="0" distB="0" distL="0" distR="0" simplePos="0" locked="0" layoutInCell="0" allowOverlap="1" relativeHeight="6">
+            <wp:simplePos x="0" y="0"/>
+            <wp:positionH relativeFrom="column">
+              <wp:posOffset>119380</wp:posOffset>
+            </wp:positionH>
+            <wp:positionV relativeFrom="paragraph">
+              <wp:posOffset>3270885</wp:posOffset>
+            </wp:positionV>
+            <wp:extent cx="5940425" cy="1602105"/>
+            <wp:effectExtent l="0" t="0" r="0" b="0"/>
+            <wp:wrapSquare wrapText="largest"/>
+            <wp:docPr id="5" name="Изображение4" descr=""/>
+            <wp:cNvGraphicFramePr>
+              <a:graphicFrameLocks xmlns:a="http://schemas.openxmlformats.org/drawingml/2006/main" noChangeAspect="1"/>
+            </wp:cNvGraphicFramePr>
+            <a:graphic xmlns:a="http://schemas.openxmlformats.org/drawingml/2006/main">
+              <a:graphicData uri="http://schemas.openxmlformats.org/drawingml/2006/picture">
+                <pic:pic xmlns:pic="http://schemas.openxmlformats.org/drawingml/2006/picture">
+                  <pic:nvPicPr>
+                    <pic:cNvPr id="5" name="Изображение4" descr=""/>
+                    <pic:cNvPicPr>
+                      <a:picLocks noChangeAspect="1" noChangeArrowheads="1"/>
+                    </pic:cNvPicPr>
+                  </pic:nvPicPr>
+                  <pic:blipFill>
+                    <a:blip r:embed="rId6"/>
+                    <a:stretch>
+                      <a:fillRect/>
+                    </a:stretch>
+                  </pic:blipFill>
+                  <pic:spPr bwMode="auto">
+                    <a:xfrm>
+                      <a:off x="0" y="0"/>
+                      <a:ext cx="5940425" cy="1602105"/>
+                    </a:xfrm>
+                    <a:prstGeom prst="rect">
+                      <a:avLst/>
+                    </a:prstGeom>
+                  </pic:spPr>
+                </pic:pic>
+              </a:graphicData>
+            </a:graphic>
+          </wp:anchor>
+        </w:drawing>
+      </w:r>
+      <w:r>
+        <w:rPr/>
+        <w:br/>
+      </w:r>
+    </w:p>
+    <w:p>
+      <w:pPr>
+        <w:pStyle w:val="NormalWeb"/>
+        <w:spacing w:lineRule="auto" w:line="360" w:before="280" w:afterAutospacing="0" w:after="240"/>
+        <w:ind w:firstLine="709"/>
+        <w:jc w:val="both"/>
         <w:rPr>
           <w:color w:val="1F1F1F"/>
           <w:sz w:val="28"/>
           <w:szCs w:val="28"/>
         </w:rPr>
-        <w:t xml:space="preserve"> FIFA 19, выявлены потенциальные выбросы и пропущенные значения, а также проанализированы корреляционные связи между ключевыми характеристиками футболистов. Полученные результаты подготавливают базу для дальнейшей обработки данных и могут быть использованы при построении моделей машинного обучения.</w:t>
-      </w:r>
-    </w:p>
-    <w:p>
-      <w:pPr>
+      </w:pPr>
+      <w:r>
+        <w:rPr>
+          <w:color w:val="1F1F1F"/>
+          <w:sz w:val="28"/>
+          <w:szCs w:val="28"/>
+        </w:rPr>
+        <w:t>Заключительная часть работы была посвящена корреляционному анализу. Для числовых признаков была вычислена матрица корреляций, которая визуализировалась в виде тепловой карты. Разработанный скрипт автоматически фильтрует и выводит пары признаков с высоким коэффициентом корреляции по модулю больше ноль целых семь десятых. Десять самых сильных линейных зависимостей были представлены на отдельной диаграмме. Дополнительно была собрана общая статистика по абсолютным значениям корреляций, включая среднее, медиану и стандартное отклонение, а распределение этих значений было показано на соответствующей гистограмме.</w:t>
+      </w:r>
+    </w:p>
+    <w:p>
+      <w:pPr>
+        <w:pStyle w:val="NormalWeb"/>
+        <w:spacing w:lineRule="auto" w:line="360" w:before="280" w:afterAutospacing="0" w:after="240"/>
+        <w:ind w:firstLine="709"/>
+        <w:jc w:val="both"/>
+        <w:rPr>
+          <w:color w:val="1F1F1F"/>
+          <w:sz w:val="28"/>
+          <w:szCs w:val="28"/>
+        </w:rPr>
+      </w:pPr>
+      <w:r>
+        <w:rPr/>
+        <w:drawing>
+          <wp:anchor behindDoc="0" distT="0" distB="0" distL="0" distR="0" simplePos="0" locked="0" layoutInCell="0" allowOverlap="1" relativeHeight="7">
+            <wp:simplePos x="0" y="0"/>
+            <wp:positionH relativeFrom="column">
+              <wp:align>center</wp:align>
+            </wp:positionH>
+            <wp:positionV relativeFrom="paragraph">
+              <wp:posOffset>635</wp:posOffset>
+            </wp:positionV>
+            <wp:extent cx="5940425" cy="4168775"/>
+            <wp:effectExtent l="0" t="0" r="0" b="0"/>
+            <wp:wrapSquare wrapText="largest"/>
+            <wp:docPr id="6" name="Изображение5" descr=""/>
+            <wp:cNvGraphicFramePr>
+              <a:graphicFrameLocks xmlns:a="http://schemas.openxmlformats.org/drawingml/2006/main" noChangeAspect="1"/>
+            </wp:cNvGraphicFramePr>
+            <a:graphic xmlns:a="http://schemas.openxmlformats.org/drawingml/2006/main">
+              <a:graphicData uri="http://schemas.openxmlformats.org/drawingml/2006/picture">
+                <pic:pic xmlns:pic="http://schemas.openxmlformats.org/drawingml/2006/picture">
+                  <pic:nvPicPr>
+                    <pic:cNvPr id="6" name="Изображение5" descr=""/>
+                    <pic:cNvPicPr>
+                      <a:picLocks noChangeAspect="1" noChangeArrowheads="1"/>
+                    </pic:cNvPicPr>
+                  </pic:nvPicPr>
+                  <pic:blipFill>
+                    <a:blip r:embed="rId7"/>
+                    <a:stretch>
+                      <a:fillRect/>
+                    </a:stretch>
+                  </pic:blipFill>
+                  <pic:spPr bwMode="auto">
+                    <a:xfrm>
+                      <a:off x="0" y="0"/>
+                      <a:ext cx="5940425" cy="4168775"/>
+                    </a:xfrm>
+                    <a:prstGeom prst="rect">
+                      <a:avLst/>
+                    </a:prstGeom>
+                  </pic:spPr>
+                </pic:pic>
+              </a:graphicData>
+            </a:graphic>
+          </wp:anchor>
+        </w:drawing>
+      </w:r>
+    </w:p>
+    <w:p>
+      <w:pPr>
+        <w:pStyle w:val="NormalWeb"/>
+        <w:spacing w:lineRule="auto" w:line="360" w:before="280" w:afterAutospacing="0" w:after="240"/>
+        <w:ind w:firstLine="709"/>
+        <w:jc w:val="both"/>
+        <w:rPr>
+          <w:color w:val="1F1F1F"/>
+          <w:sz w:val="28"/>
+          <w:szCs w:val="28"/>
+        </w:rPr>
+      </w:pPr>
+      <w:r>
+        <w:rPr>
+          <w:color w:val="1F1F1F"/>
+          <w:sz w:val="28"/>
+          <w:szCs w:val="28"/>
+        </w:rPr>
+        <w:t>В результате выполнения лабораторной работы были успешно применены основные методы разведочного анализа и визуализации данных. Были изучены структуры данных датасета FIFA 19, выявлены потенциальные выбросы и пропущенные значения, а также проанализированы корреляционные связи между ключевыми характеристиками футболистов. Полученные результаты подготавливают базу для дальнейшей обработки данных и могут быть использованы при построении моделей машинного обучения.</w:t>
+      </w:r>
+    </w:p>
+    <w:p>
+      <w:pPr>
+        <w:pStyle w:val="NormalWeb"/>
+        <w:spacing w:lineRule="auto" w:line="360" w:before="280" w:afterAutospacing="0" w:after="240"/>
+        <w:ind w:firstLine="709"/>
+        <w:jc w:val="both"/>
+        <w:rPr>
+          <w:color w:val="1F1F1F"/>
+          <w:sz w:val="28"/>
+          <w:szCs w:val="28"/>
+        </w:rPr>
+      </w:pPr>
+      <w:r>
+        <w:rPr/>
+        <w:drawing>
+          <wp:anchor behindDoc="0" distT="0" distB="0" distL="0" distR="0" simplePos="0" locked="0" layoutInCell="0" allowOverlap="1" relativeHeight="8">
+            <wp:simplePos x="0" y="0"/>
+            <wp:positionH relativeFrom="column">
+              <wp:align>center</wp:align>
+            </wp:positionH>
+            <wp:positionV relativeFrom="paragraph">
+              <wp:posOffset>635</wp:posOffset>
+            </wp:positionV>
+            <wp:extent cx="5940425" cy="2653030"/>
+            <wp:effectExtent l="0" t="0" r="0" b="0"/>
+            <wp:wrapSquare wrapText="largest"/>
+            <wp:docPr id="7" name="Изображение6" descr=""/>
+            <wp:cNvGraphicFramePr>
+              <a:graphicFrameLocks xmlns:a="http://schemas.openxmlformats.org/drawingml/2006/main" noChangeAspect="1"/>
+            </wp:cNvGraphicFramePr>
+            <a:graphic xmlns:a="http://schemas.openxmlformats.org/drawingml/2006/main">
+              <a:graphicData uri="http://schemas.openxmlformats.org/drawingml/2006/picture">
+                <pic:pic xmlns:pic="http://schemas.openxmlformats.org/drawingml/2006/picture">
+                  <pic:nvPicPr>
+                    <pic:cNvPr id="7" name="Изображение6" descr=""/>
+                    <pic:cNvPicPr>
+                      <a:picLocks noChangeAspect="1" noChangeArrowheads="1"/>
+                    </pic:cNvPicPr>
+                  </pic:nvPicPr>
+                  <pic:blipFill>
+                    <a:blip r:embed="rId8"/>
+                    <a:stretch>
+                      <a:fillRect/>
+                    </a:stretch>
+                  </pic:blipFill>
+                  <pic:spPr bwMode="auto">
+                    <a:xfrm>
+                      <a:off x="0" y="0"/>
+                      <a:ext cx="5940425" cy="2653030"/>
+                    </a:xfrm>
+                    <a:prstGeom prst="rect">
+                      <a:avLst/>
+                    </a:prstGeom>
+                  </pic:spPr>
+                </pic:pic>
+              </a:graphicData>
+            </a:graphic>
+          </wp:anchor>
+        </w:drawing>
+      </w:r>
+    </w:p>
+    <w:p>
+      <w:pPr>
+        <w:pStyle w:val="Normal"/>
         <w:jc w:val="center"/>
         <w:rPr>
           <w:sz w:val="28"/>
           <w:szCs w:val="28"/>
         </w:rPr>
       </w:pPr>
-    </w:p>
-    <w:p/>
+      <w:r>
+        <w:rPr>
+          <w:sz w:val="28"/>
+          <w:szCs w:val="28"/>
+        </w:rPr>
+      </w:r>
+    </w:p>
+    <w:p>
+      <w:pPr>
+        <w:pStyle w:val="Normal"/>
+        <w:rPr/>
+      </w:pPr>
+      <w:r>
+        <w:rPr/>
+      </w:r>
+    </w:p>
+    <w:p>
+      <w:pPr>
+        <w:pStyle w:val="Normal"/>
+        <w:rPr/>
+      </w:pPr>
+      <w:r>
+        <w:rPr/>
+      </w:r>
+      <w:r>
+        <w:br w:type="page"/>
+      </w:r>
+    </w:p>
+    <w:p>
+      <w:pPr>
+        <w:pStyle w:val="Normal"/>
+        <w:spacing w:before="0" w:after="160"/>
+        <w:rPr/>
+      </w:pPr>
+      <w:r>
+        <w:rPr>
+          <w:b/>
+          <w:sz w:val="28"/>
+        </w:rPr>
+        <w:t>Приложение. Текст программы (ноутбук)</w:t>
+      </w:r>
+    </w:p>
+    <w:p>
+      <w:pPr>
+        <w:pStyle w:val="Normal"/>
+        <w:rPr/>
+      </w:pPr>
+      <w:r>
+        <w:rPr/>
+      </w:r>
+    </w:p>
+    <w:p>
+      <w:pPr>
+        <w:pStyle w:val="Normal"/>
+        <w:rPr/>
+      </w:pPr>
+      <w:r>
+        <w:rPr>
+          <w:sz w:val="22"/>
+        </w:rPr>
+        <w:t>Ниже приведены исходные тексты кодовых ячеек соответствующего Jupyter-ноутбука подряд, без вывода исполнения.</w:t>
+      </w:r>
+    </w:p>
+    <w:p>
+      <w:pPr>
+        <w:pStyle w:val="Normal"/>
+        <w:rPr/>
+      </w:pPr>
+      <w:r>
+        <w:rPr/>
+      </w:r>
+    </w:p>
+    <w:p>
+      <w:pPr>
+        <w:pStyle w:val="Normal"/>
+        <w:rPr/>
+      </w:pPr>
+      <w:r>
+        <w:rPr>
+          <w:rFonts w:ascii="Courier New" w:hAnsi="Courier New"/>
+          <w:b/>
+          <w:sz w:val="20"/>
+        </w:rPr>
+        <w:t># --- кодовая ячейка 1 ---</w:t>
+      </w:r>
+    </w:p>
+    <w:p>
+      <w:pPr>
+        <w:pStyle w:val="Normal"/>
+        <w:rPr/>
+      </w:pPr>
+      <w:r>
+        <w:rPr>
+          <w:rFonts w:ascii="Courier New" w:hAnsi="Courier New"/>
+          <w:sz w:val="18"/>
+        </w:rPr>
+        <w:t>import pandas as pd</w:t>
+        <w:br/>
+        <w:t>import numpy as np</w:t>
+        <w:br/>
+        <w:t>import matplotlib.pyplot as plt</w:t>
+        <w:br/>
+        <w:t>import seaborn as sns</w:t>
+        <w:br/>
+        <w:t>import kagglehub</w:t>
+        <w:br/>
+        <w:t>import warnings</w:t>
+        <w:br/>
+        <w:t>from pathlib import Path</w:t>
+        <w:br/>
+        <w:br/>
+        <w:t>warnings.filterwarnings('ignore')</w:t>
+        <w:br/>
+        <w:br/>
+        <w:t># Настройка стиля графиков</w:t>
+        <w:br/>
+        <w:t>plt.style.use('seaborn-v0_8-darkgrid')</w:t>
+        <w:br/>
+        <w:t>sns.set_palette("husl")</w:t>
+        <w:br/>
+        <w:t>plt.rcParams['figure.figsize'] = (12, 6)</w:t>
+        <w:br/>
+        <w:t>plt.rcParams['font.size'] = 10</w:t>
+        <w:br/>
+        <w:br/>
+        <w:t>print("Библиотеки успешно импортированы")</w:t>
+      </w:r>
+    </w:p>
+    <w:p>
+      <w:pPr>
+        <w:pStyle w:val="Normal"/>
+        <w:rPr/>
+      </w:pPr>
+      <w:r>
+        <w:rPr/>
+      </w:r>
+    </w:p>
+    <w:p>
+      <w:pPr>
+        <w:pStyle w:val="Normal"/>
+        <w:rPr/>
+      </w:pPr>
+      <w:r>
+        <w:rPr>
+          <w:rFonts w:ascii="Courier New" w:hAnsi="Courier New"/>
+          <w:b/>
+          <w:sz w:val="20"/>
+        </w:rPr>
+        <w:t># --- кодовая ячейка 2 ---</w:t>
+      </w:r>
+    </w:p>
+    <w:p>
+      <w:pPr>
+        <w:pStyle w:val="Normal"/>
+        <w:rPr/>
+      </w:pPr>
+      <w:r>
+        <w:rPr>
+          <w:rFonts w:ascii="Courier New" w:hAnsi="Courier New"/>
+          <w:sz w:val="18"/>
+        </w:rPr>
+        <w:t># Загрузка датасета через kagglehub</w:t>
+        <w:br/>
+        <w:t>path = kagglehub.dataset_download("winterbreeze/fifa19eda")</w:t>
+        <w:br/>
+        <w:t>print("Path to dataset files:", path)</w:t>
+        <w:br/>
+        <w:br/>
+        <w:t># Поиск CSV файла в загруженной директории</w:t>
+        <w:br/>
+        <w:t>dataset_path = Path(path)</w:t>
+        <w:br/>
+        <w:t>csv_files = list(dataset_path.glob("*.csv"))</w:t>
+        <w:br/>
+        <w:br/>
+        <w:t>if csv_files:</w:t>
+        <w:br/>
+        <w:t xml:space="preserve">    csv_file = csv_files[0]</w:t>
+        <w:br/>
+        <w:t xml:space="preserve">    print(f"Найден файл: {csv_file.name}")</w:t>
+        <w:br/>
+        <w:t xml:space="preserve">    df = pd.read_csv(csv_file)</w:t>
+        <w:br/>
+        <w:t xml:space="preserve">    print("Датасет успешно загружен!")</w:t>
+        <w:br/>
+        <w:t>else:</w:t>
+        <w:br/>
+        <w:t xml:space="preserve">    print("CSV файл не найден. Проверяем содержимое директории:")</w:t>
+        <w:br/>
+        <w:t xml:space="preserve">    print(list(dataset_path.iterdir()))</w:t>
+      </w:r>
+    </w:p>
+    <w:p>
+      <w:pPr>
+        <w:pStyle w:val="Normal"/>
+        <w:rPr/>
+      </w:pPr>
+      <w:r>
+        <w:rPr/>
+      </w:r>
+    </w:p>
+    <w:p>
+      <w:pPr>
+        <w:pStyle w:val="Normal"/>
+        <w:rPr/>
+      </w:pPr>
+      <w:r>
+        <w:rPr>
+          <w:rFonts w:ascii="Courier New" w:hAnsi="Courier New"/>
+          <w:b/>
+          <w:sz w:val="20"/>
+        </w:rPr>
+        <w:t># --- кодовая ячейка 3 ---</w:t>
+      </w:r>
+    </w:p>
+    <w:p>
+      <w:pPr>
+        <w:pStyle w:val="Normal"/>
+        <w:rPr/>
+      </w:pPr>
+      <w:r>
+        <w:rPr>
+          <w:rFonts w:ascii="Courier New" w:hAnsi="Courier New"/>
+          <w:sz w:val="18"/>
+        </w:rPr>
+        <w:t># Первичный просмотр данных</w:t>
+        <w:br/>
+        <w:t>print("=" * 60)</w:t>
+        <w:br/>
+        <w:t>print("ОСНОВНЫЕ ХАРАКТЕРИСТИКИ ДАТАСЕТА")</w:t>
+        <w:br/>
+        <w:t>print("=" * 60)</w:t>
+        <w:br/>
+        <w:br/>
+        <w:t>print(f"\n1. Размерность датасета:")</w:t>
+        <w:br/>
+        <w:t>print(f"   Количество строк: {df.shape[0]}")</w:t>
+        <w:br/>
+        <w:t>print(f"   Количество столбцов: {df.shape[1]}")</w:t>
+        <w:br/>
+        <w:br/>
+        <w:t>print(f"\n2. Названия столбцов:")</w:t>
+        <w:br/>
+        <w:t>print(f"   Всего признаков: {len(df.columns)}")</w:t>
+        <w:br/>
+        <w:t>print("\n   Первые 10 признаков:")</w:t>
+        <w:br/>
+        <w:t>for i, col in enumerate(df.columns[:10], 1):</w:t>
+        <w:br/>
+        <w:t xml:space="preserve">    print(f"   {i}. {col}")</w:t>
+        <w:br/>
+        <w:t>if len(df.columns) &gt; 10:</w:t>
+        <w:br/>
+        <w:t xml:space="preserve">    print(f"   ... и еще {len(df.columns) - 10} признаков")</w:t>
+        <w:br/>
+        <w:br/>
+        <w:t>print(f"\n3. Типы данных:")</w:t>
+        <w:br/>
+        <w:t>print(df.dtypes.value_counts())</w:t>
+        <w:br/>
+        <w:br/>
+        <w:t>print(f"\n4. Информация о пропущенных значениях:")</w:t>
+        <w:br/>
+        <w:t>missing_data = df.isnull().sum()</w:t>
+        <w:br/>
+        <w:t>missing_percent = (missing_data / len(df)) * 100</w:t>
+        <w:br/>
+        <w:t>missing_df = pd.DataFrame({</w:t>
+        <w:br/>
+        <w:t xml:space="preserve">    'Количество пропусков': missing_data,</w:t>
+        <w:br/>
+        <w:t xml:space="preserve">    'Процент пропусков': missing_percent</w:t>
+        <w:br/>
+        <w:t>})</w:t>
+        <w:br/>
+        <w:t>missing_df = missing_df[missing_df['Количество пропусков'] &gt; 0].sort_values('Количество пропусков', ascending=False)</w:t>
+        <w:br/>
+        <w:t>if len(missing_df) &gt; 0:</w:t>
+        <w:br/>
+        <w:t xml:space="preserve">    print(missing_df.head(10))</w:t>
+        <w:br/>
+        <w:t>else:</w:t>
+        <w:br/>
+        <w:t xml:space="preserve">    print("   Пропущенных значений не обнаружено!")</w:t>
+      </w:r>
+    </w:p>
+    <w:p>
+      <w:pPr>
+        <w:pStyle w:val="Normal"/>
+        <w:rPr/>
+      </w:pPr>
+      <w:r>
+        <w:rPr/>
+      </w:r>
+    </w:p>
+    <w:p>
+      <w:pPr>
+        <w:pStyle w:val="Normal"/>
+        <w:rPr/>
+      </w:pPr>
+      <w:r>
+        <w:rPr>
+          <w:rFonts w:ascii="Courier New" w:hAnsi="Courier New"/>
+          <w:b/>
+          <w:sz w:val="20"/>
+        </w:rPr>
+        <w:t># --- кодовая ячейка 4 ---</w:t>
+      </w:r>
+    </w:p>
+    <w:p>
+      <w:pPr>
+        <w:pStyle w:val="Normal"/>
+        <w:rPr/>
+      </w:pPr>
+      <w:r>
+        <w:rPr>
+          <w:rFonts w:ascii="Courier New" w:hAnsi="Courier New"/>
+          <w:sz w:val="18"/>
+        </w:rPr>
+        <w:t># Просмотр первых строк датасета</w:t>
+        <w:br/>
+        <w:t>print("Первые 5 строк датасета:")</w:t>
+        <w:br/>
+        <w:t>print("=" * 60)</w:t>
+        <w:br/>
+        <w:t>df.head()</w:t>
+      </w:r>
+    </w:p>
+    <w:p>
+      <w:pPr>
+        <w:pStyle w:val="Normal"/>
+        <w:rPr/>
+      </w:pPr>
+      <w:r>
+        <w:rPr/>
+      </w:r>
+    </w:p>
+    <w:p>
+      <w:pPr>
+        <w:pStyle w:val="Normal"/>
+        <w:rPr/>
+      </w:pPr>
+      <w:r>
+        <w:rPr>
+          <w:rFonts w:ascii="Courier New" w:hAnsi="Courier New"/>
+          <w:b/>
+          <w:sz w:val="20"/>
+        </w:rPr>
+        <w:t># --- кодовая ячейка 5 ---</w:t>
+      </w:r>
+    </w:p>
+    <w:p>
+      <w:pPr>
+        <w:pStyle w:val="Normal"/>
+        <w:rPr/>
+      </w:pPr>
+      <w:r>
+        <w:rPr>
+          <w:rFonts w:ascii="Courier New" w:hAnsi="Courier New"/>
+          <w:sz w:val="18"/>
+        </w:rPr>
+        <w:t># Статистическое описание числовых признаков</w:t>
+        <w:br/>
+        <w:t>print("Статистическое описание числовых признаков:")</w:t>
+        <w:br/>
+        <w:t>print("=" * 60)</w:t>
+        <w:br/>
+        <w:t>df.describe()</w:t>
+      </w:r>
+    </w:p>
+    <w:p>
+      <w:pPr>
+        <w:pStyle w:val="Normal"/>
+        <w:rPr/>
+      </w:pPr>
+      <w:r>
+        <w:rPr/>
+      </w:r>
+    </w:p>
+    <w:p>
+      <w:pPr>
+        <w:pStyle w:val="Normal"/>
+        <w:rPr/>
+      </w:pPr>
+      <w:r>
+        <w:rPr>
+          <w:rFonts w:ascii="Courier New" w:hAnsi="Courier New"/>
+          <w:b/>
+          <w:sz w:val="20"/>
+        </w:rPr>
+        <w:t># --- кодовая ячейка 6 ---</w:t>
+      </w:r>
+    </w:p>
+    <w:p>
+      <w:pPr>
+        <w:pStyle w:val="Normal"/>
+        <w:rPr/>
+      </w:pPr>
+      <w:r>
+        <w:rPr>
+          <w:rFonts w:ascii="Courier New" w:hAnsi="Courier New"/>
+          <w:sz w:val="18"/>
+        </w:rPr>
+        <w:t># Анализ категориальных признаков</w:t>
+        <w:br/>
+        <w:t>print("Анализ категориальных признаков:")</w:t>
+        <w:br/>
+        <w:t>print("=" * 60)</w:t>
+        <w:br/>
+        <w:br/>
+        <w:t>categorical_cols = df.select_dtypes(include=['object']).columns</w:t>
+        <w:br/>
+        <w:t>print(f"\nКоличество категориальных признаков: {len(categorical_cols)}")</w:t>
+        <w:br/>
+        <w:br/>
+        <w:t>if len(categorical_cols) &gt; 0:</w:t>
+        <w:br/>
+        <w:t xml:space="preserve">    print("\nУникальные значения в категориальных признаках (первые 5):")</w:t>
+        <w:br/>
+        <w:t xml:space="preserve">    for col in categorical_cols[:5]:</w:t>
+        <w:br/>
+        <w:t xml:space="preserve">        unique_count = df[col].nunique()</w:t>
+        <w:br/>
+        <w:t xml:space="preserve">        print(f"\n{col}:")</w:t>
+        <w:br/>
+        <w:t xml:space="preserve">        print(f"  Количество уникальных значений: {unique_count}")</w:t>
+        <w:br/>
+        <w:t xml:space="preserve">        if unique_count &lt;= 20:</w:t>
+        <w:br/>
+        <w:t xml:space="preserve">            print(f"  Значения: {df[col].unique()[:10].tolist()}")</w:t>
+        <w:br/>
+        <w:t xml:space="preserve">        else:</w:t>
+        <w:br/>
+        <w:t xml:space="preserve">            print(f"  Первые 10 значений: {df[col].unique()[:10].tolist()}")</w:t>
+        <w:br/>
+        <w:br/>
+        <w:t># Визуализация пропущенных значений</w:t>
+        <w:br/>
+        <w:t>if missing_data.sum() &gt; 0:</w:t>
+        <w:br/>
+        <w:t xml:space="preserve">    print("\n" + "=" * 60)</w:t>
+        <w:br/>
+        <w:t xml:space="preserve">    print("ВИЗУАЛИЗАЦИЯ ПРОПУЩЕННЫХ ЗНАЧЕНИЙ")</w:t>
+        <w:br/>
+        <w:t xml:space="preserve">    print("=" * 60)</w:t>
+        <w:br/>
+        <w:t xml:space="preserve">    </w:t>
+        <w:br/>
+        <w:t xml:space="preserve">    # Топ-10 признаков с пропусками</w:t>
+        <w:br/>
+        <w:t xml:space="preserve">    top_missing = missing_df.head(10)</w:t>
+        <w:br/>
+        <w:t xml:space="preserve">    </w:t>
+        <w:br/>
+        <w:t xml:space="preserve">    plt.figure(figsize=(12, 6))</w:t>
+        <w:br/>
+        <w:t xml:space="preserve">    plt.barh(range(len(top_missing)), top_missing['Количество пропусков'], color='coral', alpha=0.7)</w:t>
+        <w:br/>
+        <w:t xml:space="preserve">    plt.yticks(range(len(top_missing)), top_missing.index, fontsize=9)</w:t>
+        <w:br/>
+        <w:t xml:space="preserve">    plt.xlabel('Количество пропусков', fontsize=11)</w:t>
+        <w:br/>
+        <w:t xml:space="preserve">    plt.title('Топ-10 признаков с пропущенными значениями', fontsize=12, fontweight='bold')</w:t>
+        <w:br/>
+        <w:t xml:space="preserve">    plt.grid(True, alpha=0.3, axis='x')</w:t>
+        <w:br/>
+        <w:t xml:space="preserve">    plt.tight_layout()</w:t>
+        <w:br/>
+        <w:t xml:space="preserve">    plt.show()</w:t>
+        <w:br/>
+        <w:t xml:space="preserve">    print("Рисунок 0: Визуализация пропущенных значений")</w:t>
+      </w:r>
+    </w:p>
+    <w:p>
+      <w:pPr>
+        <w:pStyle w:val="Normal"/>
+        <w:rPr/>
+      </w:pPr>
+      <w:r>
+        <w:rPr/>
+      </w:r>
+    </w:p>
+    <w:p>
+      <w:pPr>
+        <w:pStyle w:val="Normal"/>
+        <w:rPr/>
+      </w:pPr>
+      <w:r>
+        <w:rPr>
+          <w:rFonts w:ascii="Courier New" w:hAnsi="Courier New"/>
+          <w:b/>
+          <w:sz w:val="20"/>
+        </w:rPr>
+        <w:t># --- кодовая ячейка 7 ---</w:t>
+      </w:r>
+    </w:p>
+    <w:p>
+      <w:pPr>
+        <w:pStyle w:val="Normal"/>
+        <w:rPr/>
+      </w:pPr>
+      <w:r>
+        <w:rPr>
+          <w:rFonts w:ascii="Courier New" w:hAnsi="Courier New"/>
+          <w:sz w:val="18"/>
+        </w:rPr>
+        <w:t># Выбор числовых признаков для визуализации</w:t>
+        <w:br/>
+        <w:t>numeric_cols = df.select_dtypes(include=[np.number]).columns.tolist()</w:t>
+        <w:br/>
+        <w:br/>
+        <w:t># Исключаем ID и индексы, если они есть</w:t>
+        <w:br/>
+        <w:t>numeric_cols = [col for col in numeric_cols if not any(x in col.lower() for x in ['id', 'index', 'unnamed'])]</w:t>
+        <w:br/>
+        <w:br/>
+        <w:t>print(f"Найдено {len(numeric_cols)} числовых признаков")</w:t>
+        <w:br/>
+        <w:t>print(f"Первые 10: {numeric_cols[:10]}")</w:t>
+      </w:r>
+    </w:p>
+    <w:p>
+      <w:pPr>
+        <w:pStyle w:val="Normal"/>
+        <w:rPr/>
+      </w:pPr>
+      <w:r>
+        <w:rPr/>
+      </w:r>
+    </w:p>
+    <w:p>
+      <w:pPr>
+        <w:pStyle w:val="Normal"/>
+        <w:rPr/>
+      </w:pPr>
+      <w:r>
+        <w:rPr>
+          <w:rFonts w:ascii="Courier New" w:hAnsi="Courier New"/>
+          <w:b/>
+          <w:sz w:val="20"/>
+        </w:rPr>
+        <w:t># --- кодовая ячейка 8 ---</w:t>
+      </w:r>
+    </w:p>
+    <w:p>
+      <w:pPr>
+        <w:pStyle w:val="Normal"/>
+        <w:rPr/>
+      </w:pPr>
+      <w:r>
+        <w:rPr>
+          <w:rFonts w:ascii="Courier New" w:hAnsi="Courier New"/>
+          <w:sz w:val="18"/>
+        </w:rPr>
+        <w:t># Гистограммы распределения для ключевых числовых признаков</w:t>
+        <w:br/>
+        <w:t>key_features = numeric_cols[:12] if len(numeric_cols) &gt;= 12 else numeric_cols</w:t>
+        <w:br/>
+        <w:br/>
+        <w:t>fig, axes = plt.subplots(3, 4, figsize=(16, 12))</w:t>
+        <w:br/>
+        <w:t>axes = axes.ravel()</w:t>
+        <w:br/>
+        <w:br/>
+        <w:t>for i, col in enumerate(key_features):</w:t>
+        <w:br/>
+        <w:t xml:space="preserve">    if i &lt; len(axes):</w:t>
+        <w:br/>
+        <w:t xml:space="preserve">        df[col].hist(bins=50, ax=axes[i], edgecolor='black', alpha=0.7)</w:t>
+        <w:br/>
+        <w:t xml:space="preserve">        axes[i].set_title(f'Распределение: {col}', fontsize=10, fontweight='bold')</w:t>
+        <w:br/>
+        <w:t xml:space="preserve">        axes[i].set_xlabel(col)</w:t>
+        <w:br/>
+        <w:t xml:space="preserve">        axes[i].set_ylabel('Частота')</w:t>
+        <w:br/>
+        <w:t xml:space="preserve">        axes[i].grid(True, alpha=0.3)</w:t>
+        <w:br/>
+        <w:br/>
+        <w:t>plt.tight_layout()</w:t>
+        <w:br/>
+        <w:t>plt.suptitle('Гистограммы распределения числовых признаков', fontsize=14, fontweight='bold', y=1.02)</w:t>
+        <w:br/>
+        <w:t>plt.show()</w:t>
+        <w:br/>
+        <w:br/>
+        <w:t>print("Рисунок 1: Гистограммы распределения числовых признаков")</w:t>
+      </w:r>
+    </w:p>
+    <w:p>
+      <w:pPr>
+        <w:pStyle w:val="Normal"/>
+        <w:rPr/>
+      </w:pPr>
+      <w:r>
+        <w:rPr/>
+      </w:r>
+    </w:p>
+    <w:p>
+      <w:pPr>
+        <w:pStyle w:val="Normal"/>
+        <w:rPr/>
+      </w:pPr>
+      <w:r>
+        <w:rPr>
+          <w:rFonts w:ascii="Courier New" w:hAnsi="Courier New"/>
+          <w:b/>
+          <w:sz w:val="20"/>
+        </w:rPr>
+        <w:t># --- кодовая ячейка 9 ---</w:t>
+      </w:r>
+    </w:p>
+    <w:p>
+      <w:pPr>
+        <w:pStyle w:val="Normal"/>
+        <w:rPr/>
+      </w:pPr>
+      <w:r>
+        <w:rPr>
+          <w:rFonts w:ascii="Courier New" w:hAnsi="Courier New"/>
+          <w:sz w:val="18"/>
+        </w:rPr>
+        <w:t># Box-plot для ключевых признаков</w:t>
+        <w:br/>
+        <w:t>key_features_box = numeric_cols[:8] if len(numeric_cols) &gt;= 8 else numeric_cols</w:t>
+        <w:br/>
+        <w:br/>
+        <w:t>fig, axes = plt.subplots(2, 4, figsize=(16, 8))</w:t>
+        <w:br/>
+        <w:t>axes = axes.ravel()</w:t>
+        <w:br/>
+        <w:br/>
+        <w:t>for i, col in enumerate(key_features_box):</w:t>
+        <w:br/>
+        <w:t xml:space="preserve">    if i &lt; len(axes):</w:t>
+        <w:br/>
+        <w:t xml:space="preserve">        box_plot = axes[i].boxplot(df[col].dropna(), vert=True, patch_artist=True)</w:t>
+        <w:br/>
+        <w:t xml:space="preserve">        box_plot['boxes'][0].set_facecolor('lightblue')</w:t>
+        <w:br/>
+        <w:t xml:space="preserve">        axes[i].set_title(f'Box-plot: {col}', fontsize=10, fontweight='bold')</w:t>
+        <w:br/>
+        <w:t xml:space="preserve">        axes[i].set_ylabel('Значение')</w:t>
+        <w:br/>
+        <w:t xml:space="preserve">        axes[i].grid(True, alpha=0.3)</w:t>
+        <w:br/>
+        <w:br/>
+        <w:t>plt.tight_layout()</w:t>
+        <w:br/>
+        <w:t>plt.suptitle('Box-plot для выявления выбросов', fontsize=14, fontweight='bold', y=1.02)</w:t>
+        <w:br/>
+        <w:t>plt.show()</w:t>
+        <w:br/>
+        <w:br/>
+        <w:t>print("Рисунок 2: Box-plot для выявления выбросов в данных")</w:t>
+      </w:r>
+    </w:p>
+    <w:p>
+      <w:pPr>
+        <w:pStyle w:val="Normal"/>
+        <w:rPr/>
+      </w:pPr>
+      <w:r>
+        <w:rPr/>
+      </w:r>
+    </w:p>
+    <w:p>
+      <w:pPr>
+        <w:pStyle w:val="Normal"/>
+        <w:rPr/>
+      </w:pPr>
+      <w:r>
+        <w:rPr>
+          <w:rFonts w:ascii="Courier New" w:hAnsi="Courier New"/>
+          <w:b/>
+          <w:sz w:val="20"/>
+        </w:rPr>
+        <w:t># --- кодовая ячейка 10 ---</w:t>
+      </w:r>
+    </w:p>
+    <w:p>
+      <w:pPr>
+        <w:pStyle w:val="Normal"/>
+        <w:rPr/>
+      </w:pPr>
+      <w:r>
+        <w:rPr>
+          <w:rFonts w:ascii="Courier New" w:hAnsi="Courier New"/>
+          <w:sz w:val="18"/>
+        </w:rPr>
+        <w:t># Визуализация категориальных признаков (топ-10 значений)</w:t>
+        <w:br/>
+        <w:t>categorical_cols_vis = [col for col in categorical_cols if df[col].nunique() &lt;= 20 and df[col].nunique() &gt; 1][:4]</w:t>
+        <w:br/>
+        <w:br/>
+        <w:t>if len(categorical_cols_vis) &gt; 0:</w:t>
+        <w:br/>
+        <w:t xml:space="preserve">    fig, axes = plt.subplots(2, 2, figsize=(14, 10))</w:t>
+        <w:br/>
+        <w:t xml:space="preserve">    axes = axes.ravel()</w:t>
+        <w:br/>
+        <w:t xml:space="preserve">    </w:t>
+        <w:br/>
+        <w:t xml:space="preserve">    for i, col in enumerate(categorical_cols_vis):</w:t>
+        <w:br/>
+        <w:t xml:space="preserve">        if i &lt; len(axes):</w:t>
+        <w:br/>
+        <w:t xml:space="preserve">            value_counts = df[col].value_counts().head(10)</w:t>
+        <w:br/>
+        <w:t xml:space="preserve">            axes[i].barh(range(len(value_counts)), value_counts.values, color='steelblue')</w:t>
+        <w:br/>
+        <w:t xml:space="preserve">            axes[i].set_yticks(range(len(value_counts)))</w:t>
+        <w:br/>
+        <w:t xml:space="preserve">            axes[i].set_yticklabels(value_counts.index, fontsize=8)</w:t>
+        <w:br/>
+        <w:t xml:space="preserve">            axes[i].set_xlabel('Количество')</w:t>
+        <w:br/>
+        <w:t xml:space="preserve">            axes[i].set_title(f'Топ-10 значений: {col}', fontsize=10, fontweight='bold')</w:t>
+        <w:br/>
+        <w:t xml:space="preserve">            axes[i].grid(True, alpha=0.3, axis='x')</w:t>
+        <w:br/>
+        <w:t xml:space="preserve">    </w:t>
+        <w:br/>
+        <w:t xml:space="preserve">    plt.tight_layout()</w:t>
+        <w:br/>
+        <w:t xml:space="preserve">    plt.suptitle('Распределение категориальных признаков', fontsize=14, fontweight='bold', y=1.02)</w:t>
+        <w:br/>
+        <w:t xml:space="preserve">    plt.show()</w:t>
+        <w:br/>
+        <w:t xml:space="preserve">    print("Рисунок 3: Распределение категориальных признаков")</w:t>
+        <w:br/>
+        <w:t>else:</w:t>
+        <w:br/>
+        <w:t xml:space="preserve">    print("Не найдено подходящих категориальных признаков для визуализации")</w:t>
+      </w:r>
+    </w:p>
+    <w:p>
+      <w:pPr>
+        <w:pStyle w:val="Normal"/>
+        <w:rPr/>
+      </w:pPr>
+      <w:r>
+        <w:rPr/>
+      </w:r>
+    </w:p>
+    <w:p>
+      <w:pPr>
+        <w:pStyle w:val="Normal"/>
+        <w:rPr/>
+      </w:pPr>
+      <w:r>
+        <w:rPr>
+          <w:rFonts w:ascii="Courier New" w:hAnsi="Courier New"/>
+          <w:b/>
+          <w:sz w:val="20"/>
+        </w:rPr>
+        <w:t># --- кодовая ячейка 11 ---</w:t>
+      </w:r>
+    </w:p>
+    <w:p>
+      <w:pPr>
+        <w:pStyle w:val="Normal"/>
+        <w:rPr/>
+      </w:pPr>
+      <w:r>
+        <w:rPr>
+          <w:rFonts w:ascii="Courier New" w:hAnsi="Courier New"/>
+          <w:sz w:val="18"/>
+        </w:rPr>
+        <w:t># Scatter plot для пар ключевых признаков</w:t>
+        <w:br/>
+        <w:t>if len(numeric_cols) &gt;= 4:</w:t>
+        <w:br/>
+        <w:t xml:space="preserve">    # Выбираем первые 4 числовых признака для парного анализа</w:t>
+        <w:br/>
+        <w:t xml:space="preserve">    selected_features = numeric_cols[:4]</w:t>
+        <w:br/>
+        <w:t xml:space="preserve">    </w:t>
+        <w:br/>
+        <w:t xml:space="preserve">    fig, axes = plt.subplots(2, 2, figsize=(14, 10))</w:t>
+        <w:br/>
+        <w:t xml:space="preserve">    axes = axes.ravel()</w:t>
+        <w:br/>
+        <w:t xml:space="preserve">    </w:t>
+        <w:br/>
+        <w:t xml:space="preserve">    pairs = [(0, 1), (0, 2), (1, 2), (2, 3)]</w:t>
+        <w:br/>
+        <w:t xml:space="preserve">    </w:t>
+        <w:br/>
+        <w:t xml:space="preserve">    for idx, (i, j) in enumerate(pairs):</w:t>
+        <w:br/>
+        <w:t xml:space="preserve">        if idx &lt; len(axes) and i &lt; len(selected_features) and j &lt; len(selected_features):</w:t>
+        <w:br/>
+        <w:t xml:space="preserve">            axes[idx].scatter(df[selected_features[i]], df[selected_features[j]], </w:t>
+        <w:br/>
+        <w:t xml:space="preserve">                            alpha=0.5, s=20, color='coral')</w:t>
+        <w:br/>
+        <w:t xml:space="preserve">            axes[idx].set_xlabel(selected_features[i], fontsize=9)</w:t>
+        <w:br/>
+        <w:t xml:space="preserve">            axes[idx].set_ylabel(selected_features[j], fontsize=9)</w:t>
+        <w:br/>
+        <w:t xml:space="preserve">            axes[idx].set_title(f'{selected_features[i]} vs {selected_features[j]}', </w:t>
+        <w:br/>
+        <w:t xml:space="preserve">                              fontsize=10, fontweight='bold')</w:t>
+        <w:br/>
+        <w:t xml:space="preserve">            axes[idx].grid(True, alpha=0.3)</w:t>
+        <w:br/>
+        <w:t xml:space="preserve">    </w:t>
+        <w:br/>
+        <w:t xml:space="preserve">    plt.tight_layout()</w:t>
+        <w:br/>
+        <w:t xml:space="preserve">    plt.suptitle('Парные зависимости между признаками', fontsize=14, fontweight='bold', y=1.02)</w:t>
+        <w:br/>
+        <w:t xml:space="preserve">    plt.show()</w:t>
+        <w:br/>
+        <w:t xml:space="preserve">    print("Рисунок 4: Scatter plot для анализа парных зависимостей")</w:t>
+        <w:br/>
+        <w:t xml:space="preserve">    </w:t>
+        <w:br/>
+        <w:t># Дополнительная визуализация: Violin plot для сравнения распределений</w:t>
+        <w:br/>
+        <w:t>if len(numeric_cols) &gt;= 4:</w:t>
+        <w:br/>
+        <w:t xml:space="preserve">    selected_for_violin = numeric_cols[:4]</w:t>
+        <w:br/>
+        <w:t xml:space="preserve">    </w:t>
+        <w:br/>
+        <w:t xml:space="preserve">    fig, axes = plt.subplots(2, 2, figsize=(14, 10))</w:t>
+        <w:br/>
+        <w:t xml:space="preserve">    axes = axes.ravel()</w:t>
+        <w:br/>
+        <w:t xml:space="preserve">    </w:t>
+        <w:br/>
+        <w:t xml:space="preserve">    for idx, col in enumerate(selected_for_violin):</w:t>
+        <w:br/>
+        <w:t xml:space="preserve">        if idx &lt; len(axes):</w:t>
+        <w:br/>
+        <w:t xml:space="preserve">            # Нормализуем данные для лучшей визуализации</w:t>
+        <w:br/>
+        <w:t xml:space="preserve">            data = df[col].dropna()</w:t>
+        <w:br/>
+        <w:t xml:space="preserve">            if len(data) &gt; 0:</w:t>
+        <w:br/>
+        <w:t xml:space="preserve">                axes[idx].violinplot([data], positions=[0], showmeans=True, showmedians=True)</w:t>
+        <w:br/>
+        <w:t xml:space="preserve">                axes[idx].set_ylabel('Значение', fontsize=9)</w:t>
+        <w:br/>
+        <w:t xml:space="preserve">                axes[idx].set_title(f'Violin plot: {col}', fontsize=10, fontweight='bold')</w:t>
+        <w:br/>
+        <w:t xml:space="preserve">                axes[idx].set_xticks([0])</w:t>
+        <w:br/>
+        <w:t xml:space="preserve">                axes[idx].set_xticklabels([col], fontsize=8, rotation=45, ha='right')</w:t>
+        <w:br/>
+        <w:t xml:space="preserve">                axes[idx].grid(True, alpha=0.3, axis='y')</w:t>
+        <w:br/>
+        <w:t xml:space="preserve">    </w:t>
+        <w:br/>
+        <w:t xml:space="preserve">    plt.tight_layout()</w:t>
+        <w:br/>
+        <w:t xml:space="preserve">    plt.suptitle('Violin plot для анализа распределений признаков', fontsize=14, fontweight='bold', y=1.02)</w:t>
+        <w:br/>
+        <w:t xml:space="preserve">    plt.show()</w:t>
+        <w:br/>
+        <w:t xml:space="preserve">    print("Рисунок 4a: Violin plot для анализа распределений")</w:t>
+      </w:r>
+    </w:p>
+    <w:p>
+      <w:pPr>
+        <w:pStyle w:val="Normal"/>
+        <w:rPr/>
+      </w:pPr>
+      <w:r>
+        <w:rPr/>
+      </w:r>
+    </w:p>
+    <w:p>
+      <w:pPr>
+        <w:pStyle w:val="Normal"/>
+        <w:rPr/>
+      </w:pPr>
+      <w:r>
+        <w:rPr>
+          <w:rFonts w:ascii="Courier New" w:hAnsi="Courier New"/>
+          <w:b/>
+          <w:sz w:val="20"/>
+        </w:rPr>
+        <w:t># --- кодовая ячейка 12 ---</w:t>
+      </w:r>
+    </w:p>
+    <w:p>
+      <w:pPr>
+        <w:pStyle w:val="Normal"/>
+        <w:rPr/>
+      </w:pPr>
+      <w:r>
+        <w:rPr>
+          <w:rFonts w:ascii="Courier New" w:hAnsi="Courier New"/>
+          <w:sz w:val="18"/>
+        </w:rPr>
+        <w:t># Вычисление корреляционной матрицы для числовых признаков</w:t>
+        <w:br/>
+        <w:t># Ограничиваемся первыми 15 признаками для читаемости</w:t>
+        <w:br/>
+        <w:t>corr_features = numeric_cols[:15] if len(numeric_cols) &gt;= 15 else numeric_cols</w:t>
+        <w:br/>
+        <w:br/>
+        <w:t>correlation_matrix = df[corr_features].corr()</w:t>
+        <w:br/>
+        <w:br/>
+        <w:t># Визуализация корреляционной матрицы</w:t>
+        <w:br/>
+        <w:t>plt.figure(figsize=(14, 12))</w:t>
+        <w:br/>
+        <w:t>mask = np.triu(np.ones_like(correlation_matrix, dtype=bool))</w:t>
+        <w:br/>
+        <w:t xml:space="preserve">sns.heatmap(correlation_matrix, mask=mask, annot=True, fmt='.2f', </w:t>
+        <w:br/>
+        <w:t xml:space="preserve">            cmap='coolwarm', center=0, square=True, linewidths=0.5,</w:t>
+        <w:br/>
+        <w:t xml:space="preserve">            cbar_kws={"shrink": 0.8}, vmin=-1, vmax=1)</w:t>
+        <w:br/>
+        <w:t xml:space="preserve">plt.title('Матрица корреляций между числовыми признаками', </w:t>
+        <w:br/>
+        <w:t xml:space="preserve">          fontsize=14, fontweight='bold', pad=20)</w:t>
+        <w:br/>
+        <w:t>plt.tight_layout()</w:t>
+        <w:br/>
+        <w:t>plt.show()</w:t>
+        <w:br/>
+        <w:br/>
+        <w:t>print("Рисунок 5: Тепловая карта корреляционной матрицы")</w:t>
+      </w:r>
+    </w:p>
+    <w:p>
+      <w:pPr>
+        <w:pStyle w:val="Normal"/>
+        <w:rPr/>
+      </w:pPr>
+      <w:r>
+        <w:rPr/>
+      </w:r>
+    </w:p>
+    <w:p>
+      <w:pPr>
+        <w:pStyle w:val="Normal"/>
+        <w:rPr/>
+      </w:pPr>
+      <w:r>
+        <w:rPr>
+          <w:rFonts w:ascii="Courier New" w:hAnsi="Courier New"/>
+          <w:b/>
+          <w:sz w:val="20"/>
+        </w:rPr>
+        <w:t># --- кодовая ячейка 13 ---</w:t>
+      </w:r>
+    </w:p>
+    <w:p>
+      <w:pPr>
+        <w:pStyle w:val="Normal"/>
+        <w:rPr/>
+      </w:pPr>
+      <w:r>
+        <w:rPr>
+          <w:rFonts w:ascii="Courier New" w:hAnsi="Courier New"/>
+          <w:sz w:val="18"/>
+        </w:rPr>
+        <w:t># Поиск наиболее коррелированных пар признаков</w:t>
+        <w:br/>
+        <w:t>print("=" * 60)</w:t>
+        <w:br/>
+        <w:t>print("АНАЛИЗ КОРРЕЛЯЦИЙ")</w:t>
+        <w:br/>
+        <w:t>print("=" * 60)</w:t>
+        <w:br/>
+        <w:br/>
+        <w:t># Создаем список пар с высокой корреляцией</w:t>
+        <w:br/>
+        <w:t>high_corr_pairs = []</w:t>
+        <w:br/>
+        <w:t>for i in range(len(corr_features)):</w:t>
+        <w:br/>
+        <w:t xml:space="preserve">    for j in range(i+1, len(corr_features)):</w:t>
+        <w:br/>
+        <w:t xml:space="preserve">        corr_value = correlation_matrix.iloc[i, j]</w:t>
+        <w:br/>
+        <w:t xml:space="preserve">        if abs(corr_value) &gt; 0.7:  # Высокая корреляция</w:t>
+        <w:br/>
+        <w:t xml:space="preserve">            high_corr_pairs.append({</w:t>
+        <w:br/>
+        <w:t xml:space="preserve">                'Признак 1': corr_features[i],</w:t>
+        <w:br/>
+        <w:t xml:space="preserve">                'Признак 2': corr_features[j],</w:t>
+        <w:br/>
+        <w:t xml:space="preserve">                'Корреляция': corr_value</w:t>
+        <w:br/>
+        <w:t xml:space="preserve">            })</w:t>
+        <w:br/>
+        <w:br/>
+        <w:t>if high_corr_pairs:</w:t>
+        <w:br/>
+        <w:t xml:space="preserve">    high_corr_df = pd.DataFrame(high_corr_pairs).sort_values('Корреляция', key=abs, ascending=False)</w:t>
+        <w:br/>
+        <w:t xml:space="preserve">    print(f"\nНайдено {len(high_corr_pairs)} пар с высокой корреляцией (|r| &gt; 0.7):")</w:t>
+        <w:br/>
+        <w:t xml:space="preserve">    print(high_corr_df.to_string(index=False))</w:t>
+        <w:br/>
+        <w:t>else:</w:t>
+        <w:br/>
+        <w:t xml:space="preserve">    print("\nПар с высокой корреляцией (|r| &gt; 0.7) не найдено")</w:t>
+      </w:r>
+    </w:p>
+    <w:p>
+      <w:pPr>
+        <w:pStyle w:val="Normal"/>
+        <w:rPr/>
+      </w:pPr>
+      <w:r>
+        <w:rPr/>
+      </w:r>
+    </w:p>
+    <w:p>
+      <w:pPr>
+        <w:pStyle w:val="Normal"/>
+        <w:rPr/>
+      </w:pPr>
+      <w:r>
+        <w:rPr>
+          <w:rFonts w:ascii="Courier New" w:hAnsi="Courier New"/>
+          <w:b/>
+          <w:sz w:val="20"/>
+        </w:rPr>
+        <w:t># --- кодовая ячейка 14 ---</w:t>
+      </w:r>
+    </w:p>
+    <w:p>
+      <w:pPr>
+        <w:pStyle w:val="Normal"/>
+        <w:rPr/>
+      </w:pPr>
+      <w:r>
+        <w:rPr>
+          <w:rFonts w:ascii="Courier New" w:hAnsi="Courier New"/>
+          <w:sz w:val="18"/>
+        </w:rPr>
+        <w:t># Визуализация топ-10 наиболее коррелированных пар</w:t>
+        <w:br/>
+        <w:t>if len(high_corr_pairs) &gt; 0:</w:t>
+        <w:br/>
+        <w:t xml:space="preserve">    top_corr = high_corr_df.head(10)</w:t>
+        <w:br/>
+        <w:t xml:space="preserve">    </w:t>
+        <w:br/>
+        <w:t xml:space="preserve">    fig, ax = plt.subplots(figsize=(12, 6))</w:t>
+        <w:br/>
+        <w:t xml:space="preserve">    y_pos = np.arange(len(top_corr))</w:t>
+        <w:br/>
+        <w:t xml:space="preserve">    colors = ['green' if x &gt; 0 else 'red' for x in top_corr['Корреляция']]</w:t>
+        <w:br/>
+        <w:t xml:space="preserve">    </w:t>
+        <w:br/>
+        <w:t xml:space="preserve">    bars = ax.barh(y_pos, top_corr['Корреляция'], color=colors, alpha=0.7)</w:t>
+        <w:br/>
+        <w:t xml:space="preserve">    ax.set_yticks(y_pos)</w:t>
+        <w:br/>
+        <w:t xml:space="preserve">    ax.set_yticklabels([f"{row['Признак 1']} - {row['Признак 2']}" </w:t>
+        <w:br/>
+        <w:t xml:space="preserve">                        for _, row in top_corr.iterrows()], fontsize=9)</w:t>
+        <w:br/>
+        <w:t xml:space="preserve">    ax.set_xlabel('Коэффициент корреляции', fontsize=11)</w:t>
+        <w:br/>
+        <w:t xml:space="preserve">    ax.set_title('Топ-10 наиболее коррелированных пар признаков', </w:t>
+        <w:br/>
+        <w:t xml:space="preserve">                fontsize=12, fontweight='bold')</w:t>
+        <w:br/>
+        <w:t xml:space="preserve">    ax.axvline(x=0, color='black', linestyle='-', linewidth=0.5)</w:t>
+        <w:br/>
+        <w:t xml:space="preserve">    ax.grid(True, alpha=0.3, axis='x')</w:t>
+        <w:br/>
+        <w:t xml:space="preserve">    </w:t>
+        <w:br/>
+        <w:t xml:space="preserve">    # Добавляем значения на столбцы</w:t>
+        <w:br/>
+        <w:t xml:space="preserve">    for i, (idx, row) in enumerate(top_corr.iterrows()):</w:t>
+        <w:br/>
+        <w:t xml:space="preserve">        ax.text(row['Корреляция'], i, f"{row['Корреляция']:.3f}", </w:t>
+        <w:br/>
+        <w:t xml:space="preserve">               va='center', ha='left' if row['Корреляция'] &gt; 0 else 'right',</w:t>
+        <w:br/>
+        <w:t xml:space="preserve">               fontsize=8, fontweight='bold')</w:t>
+        <w:br/>
+        <w:t xml:space="preserve">    </w:t>
+        <w:br/>
+        <w:t xml:space="preserve">    plt.tight_layout()</w:t>
+        <w:br/>
+        <w:t xml:space="preserve">    plt.show()</w:t>
+        <w:br/>
+        <w:t xml:space="preserve">    print("Рисунок 6: Топ-10 наиболее коррелированных пар признаков")</w:t>
+      </w:r>
+    </w:p>
+    <w:p>
+      <w:pPr>
+        <w:pStyle w:val="Normal"/>
+        <w:rPr/>
+      </w:pPr>
+      <w:r>
+        <w:rPr/>
+      </w:r>
+    </w:p>
+    <w:p>
+      <w:pPr>
+        <w:pStyle w:val="Normal"/>
+        <w:rPr/>
+      </w:pPr>
+      <w:r>
+        <w:rPr>
+          <w:rFonts w:ascii="Courier New" w:hAnsi="Courier New"/>
+          <w:b/>
+          <w:sz w:val="20"/>
+        </w:rPr>
+        <w:t># --- кодовая ячейка 15 ---</w:t>
+      </w:r>
+    </w:p>
+    <w:p>
+      <w:pPr>
+        <w:pStyle w:val="Normal"/>
+        <w:widowControl/>
+        <w:bidi w:val="0"/>
+        <w:spacing w:lineRule="auto" w:line="259" w:before="0" w:after="160"/>
+        <w:jc w:val="left"/>
+        <w:rPr/>
+      </w:pPr>
+      <w:r>
+        <w:rPr>
+          <w:rFonts w:ascii="Courier New" w:hAnsi="Courier New"/>
+          <w:sz w:val="18"/>
+        </w:rPr>
+        <w:t># Статистика по корреляциям</w:t>
+        <w:br/>
+        <w:t>all_correlations = []</w:t>
+        <w:br/>
+        <w:t>for i in range(len(corr_features)):</w:t>
+        <w:br/>
+        <w:t xml:space="preserve">    for j in range(i+1, len(corr_features)):</w:t>
+        <w:br/>
+        <w:t xml:space="preserve">        all_correlations.append(abs(correlation_matrix.iloc[i, j]))</w:t>
+        <w:br/>
+        <w:br/>
+        <w:t>corr_stats = pd.Series(all_correlations)</w:t>
+        <w:br/>
+        <w:br/>
+        <w:t>print("Статистика по абсолютным значениям корреляций:")</w:t>
+        <w:br/>
+        <w:t>print("=" * 60)</w:t>
+        <w:br/>
+        <w:t>print(f"Среднее значение: {corr_stats.mean():.3f}")</w:t>
+        <w:br/>
+        <w:t>print(f"Медиана: {corr_stats.median():.3f}")</w:t>
+        <w:br/>
+        <w:t>print(f"Минимальное значение: {corr_stats.min():.3f}")</w:t>
+        <w:br/>
+        <w:t>print(f"Максимальное значение: {corr_stats.max():.3f}")</w:t>
+        <w:br/>
+        <w:t>print(f"Стандартное отклонение: {corr_stats.std():.3f}")</w:t>
+        <w:br/>
+        <w:br/>
+        <w:t># Гистограмма распределения корреляций</w:t>
+        <w:br/>
+        <w:t>plt.figure(figsize=(10, 6))</w:t>
+        <w:br/>
+        <w:t>plt.hist(all_correlations, bins=30, color='skyblue', edgecolor='black', alpha=0.7)</w:t>
+        <w:br/>
+        <w:t>plt.xlabel('Абсолютное значение корреляции', fontsize=11)</w:t>
+        <w:br/>
+        <w:t>plt.ylabel('Частота', fontsize=11)</w:t>
+        <w:br/>
+        <w:t>plt.title('Распределение абсолютных значений корреляций', fontsize=12, fontweight='bold')</w:t>
+        <w:br/>
+        <w:t>plt.axvline(corr_stats.mean(), color='red', linestyle='--', linewidth=2, label=f'Среднее = {corr_stats.mean():.3f}')</w:t>
+        <w:br/>
+        <w:t>plt.axvline(corr_stats.median(), color='green', linestyle='--', linewidth=2, label=f'Медиана = {corr_stats.median():.3f}')</w:t>
+        <w:br/>
+        <w:t>plt.legend()</w:t>
+        <w:br/>
+        <w:t>plt.grid(True, alpha=0.3)</w:t>
+        <w:br/>
+        <w:t>plt.tight_layout()</w:t>
+        <w:br/>
+        <w:t>plt.show()</w:t>
+        <w:br/>
+        <w:br/>
+        <w:t>print("\nРисунок 7: Распределение абсолютных значений корреляций")</w:t>
+      </w:r>
+    </w:p>
     <w:sectPr>
+      <w:type w:val="nextPage"/>
       <w:pgSz w:w="11906" w:h="16838"/>
-      <w:pgMar w:top="1134" w:right="850" w:bottom="1134" w:left="1701" w:header="708" w:footer="708" w:gutter="0"/>
-      <w:cols w:space="708"/>
-      <w:docGrid w:linePitch="360"/>
+      <w:pgMar w:left="1701" w:right="850" w:gutter="0" w:header="0" w:top="1134" w:footer="0" w:bottom="1134"/>
+      <w:pgNumType w:fmt="decimal"/>
+      <w:formProt w:val="false"/>
+      <w:textDirection w:val="lrTb"/>
+      <w:docGrid w:type="default" w:linePitch="360" w:charSpace="4096"/>
     </w:sectPr>
   </w:body>
 </w:document>
 </file>
 
 <file path=word/styles.xml><?xml version="1.0" encoding="utf-8"?>
-<w:styles xmlns:mc="http://schemas.openxmlformats.org/markup-compatibility/2006" xmlns:r="http://schemas.openxmlformats.org/officeDocument/2006/relationships" xmlns:w="http://schemas.openxmlformats.org/wordprocessingml/2006/main" xmlns:w14="http://schemas.microsoft.com/office/word/2010/wordml" xmlns:w15="http://schemas.microsoft.com/office/word/2012/wordml" xmlns:w16cex="http://schemas.microsoft.com/office/word/2018/wordml/cex" xmlns:w16cid="http://schemas.microsoft.com/office/word/2016/wordml/cid" xmlns:w16="http://schemas.microsoft.com/office/word/2018/wordml" xmlns:w16sdtdh="http://schemas.microsoft.com/office/word/2020/wordml/sdtdatahash" xmlns:w16se="http://schemas.microsoft.com/office/word/2015/wordml/symex" mc:Ignorable="w14 w15 w16se w16cid w16 w16cex w16sdtdh">
+<w:styles xmlns:w="http://schemas.openxmlformats.org/wordprocessingml/2006/main" xmlns:w14="http://schemas.microsoft.com/office/word/2010/wordml" xmlns:mc="http://schemas.openxmlformats.org/markup-compatibility/2006" mc:Ignorable="w14">
   <w:docDefaults>
     <w:rPrDefault>
       <w:rPr>
-        <w:rFonts w:asciiTheme="minorHAnsi" w:eastAsiaTheme="minorHAnsi" w:hAnsiTheme="minorHAnsi" w:cstheme="minorBidi"/>
+        <w:rFonts w:ascii="Calibri" w:hAnsi="Calibri" w:eastAsia="Calibri" w:cs="" w:asciiTheme="minorHAnsi" w:cstheme="minorBidi" w:eastAsiaTheme="minorHAnsi" w:hAnsiTheme="minorHAnsi"/>
         <w:sz w:val="22"/>
         <w:szCs w:val="22"/>
         <w:lang w:val="ru-RU" w:eastAsia="en-US" w:bidi="ar-SA"/>
@@ -997,21 +2329,21 @@
     </w:rPrDefault>
     <w:pPrDefault>
       <w:pPr>
-        <w:spacing w:after="160" w:line="259" w:lineRule="auto"/>
+        <w:suppressAutoHyphens w:val="true"/>
       </w:pPr>
     </w:pPrDefault>
   </w:docDefaults>
   <w:latentStyles w:defLockedState="0" w:defUIPriority="99" w:defSemiHidden="0" w:defUnhideWhenUsed="0" w:defQFormat="0" w:count="376">
     <w:lsdException w:name="Normal" w:uiPriority="0" w:qFormat="1"/>
     <w:lsdException w:name="heading 1" w:uiPriority="9" w:qFormat="1"/>
-    <w:lsdException w:name="heading 2" w:semiHidden="1" w:uiPriority="9" w:unhideWhenUsed="1" w:qFormat="1"/>
-    <w:lsdException w:name="heading 3" w:semiHidden="1" w:uiPriority="9" w:unhideWhenUsed="1" w:qFormat="1"/>
-    <w:lsdException w:name="heading 4" w:semiHidden="1" w:uiPriority="9" w:unhideWhenUsed="1" w:qFormat="1"/>
-    <w:lsdException w:name="heading 5" w:semiHidden="1" w:uiPriority="9" w:unhideWhenUsed="1" w:qFormat="1"/>
-    <w:lsdException w:name="heading 6" w:semiHidden="1" w:uiPriority="9" w:unhideWhenUsed="1" w:qFormat="1"/>
-    <w:lsdException w:name="heading 7" w:semiHidden="1" w:uiPriority="9" w:unhideWhenUsed="1" w:qFormat="1"/>
-    <w:lsdException w:name="heading 8" w:semiHidden="1" w:uiPriority="9" w:unhideWhenUsed="1" w:qFormat="1"/>
-    <w:lsdException w:name="heading 9" w:semiHidden="1" w:uiPriority="9" w:unhideWhenUsed="1" w:qFormat="1"/>
+    <w:lsdException w:name="heading 2" w:uiPriority="9" w:semiHidden="1" w:unhideWhenUsed="1" w:qFormat="1"/>
+    <w:lsdException w:name="heading 3" w:uiPriority="9" w:semiHidden="1" w:unhideWhenUsed="1" w:qFormat="1"/>
+    <w:lsdException w:name="heading 4" w:uiPriority="9" w:semiHidden="1" w:unhideWhenUsed="1" w:qFormat="1"/>
+    <w:lsdException w:name="heading 5" w:uiPriority="9" w:semiHidden="1" w:unhideWhenUsed="1" w:qFormat="1"/>
+    <w:lsdException w:name="heading 6" w:uiPriority="9" w:semiHidden="1" w:unhideWhenUsed="1" w:qFormat="1"/>
+    <w:lsdException w:name="heading 7" w:uiPriority="9" w:semiHidden="1" w:unhideWhenUsed="1" w:qFormat="1"/>
+    <w:lsdException w:name="heading 8" w:uiPriority="9" w:semiHidden="1" w:unhideWhenUsed="1" w:qFormat="1"/>
+    <w:lsdException w:name="heading 9" w:uiPriority="9" w:semiHidden="1" w:unhideWhenUsed="1" w:qFormat="1"/>
     <w:lsdException w:name="index 1" w:semiHidden="1" w:unhideWhenUsed="1"/>
     <w:lsdException w:name="index 2" w:semiHidden="1" w:unhideWhenUsed="1"/>
     <w:lsdException w:name="index 3" w:semiHidden="1" w:unhideWhenUsed="1"/>
@@ -1021,22 +2353,22 @@
     <w:lsdException w:name="index 7" w:semiHidden="1" w:unhideWhenUsed="1"/>
     <w:lsdException w:name="index 8" w:semiHidden="1" w:unhideWhenUsed="1"/>
     <w:lsdException w:name="index 9" w:semiHidden="1" w:unhideWhenUsed="1"/>
-    <w:lsdException w:name="toc 1" w:semiHidden="1" w:uiPriority="39" w:unhideWhenUsed="1"/>
-    <w:lsdException w:name="toc 2" w:semiHidden="1" w:uiPriority="39" w:unhideWhenUsed="1"/>
-    <w:lsdException w:name="toc 3" w:semiHidden="1" w:uiPriority="39" w:unhideWhenUsed="1"/>
-    <w:lsdException w:name="toc 4" w:semiHidden="1" w:uiPriority="39" w:unhideWhenUsed="1"/>
-    <w:lsdException w:name="toc 5" w:semiHidden="1" w:uiPriority="39" w:unhideWhenUsed="1"/>
-    <w:lsdException w:name="toc 6" w:semiHidden="1" w:uiPriority="39" w:unhideWhenUsed="1"/>
-    <w:lsdException w:name="toc 7" w:semiHidden="1" w:uiPriority="39" w:unhideWhenUsed="1"/>
-    <w:lsdException w:name="toc 8" w:semiHidden="1" w:uiPriority="39" w:unhideWhenUsed="1"/>
-    <w:lsdException w:name="toc 9" w:semiHidden="1" w:uiPriority="39" w:unhideWhenUsed="1"/>
+    <w:lsdException w:name="toc 1" w:uiPriority="39" w:semiHidden="1" w:unhideWhenUsed="1"/>
+    <w:lsdException w:name="toc 2" w:uiPriority="39" w:semiHidden="1" w:unhideWhenUsed="1"/>
+    <w:lsdException w:name="toc 3" w:uiPriority="39" w:semiHidden="1" w:unhideWhenUsed="1"/>
+    <w:lsdException w:name="toc 4" w:uiPriority="39" w:semiHidden="1" w:unhideWhenUsed="1"/>
+    <w:lsdException w:name="toc 5" w:uiPriority="39" w:semiHidden="1" w:unhideWhenUsed="1"/>
+    <w:lsdException w:name="toc 6" w:uiPriority="39" w:semiHidden="1" w:unhideWhenUsed="1"/>
+    <w:lsdException w:name="toc 7" w:uiPriority="39" w:semiHidden="1" w:unhideWhenUsed="1"/>
+    <w:lsdException w:name="toc 8" w:uiPriority="39" w:semiHidden="1" w:unhideWhenUsed="1"/>
+    <w:lsdException w:name="toc 9" w:uiPriority="39" w:semiHidden="1" w:unhideWhenUsed="1"/>
     <w:lsdException w:name="Normal Indent" w:semiHidden="1" w:unhideWhenUsed="1"/>
     <w:lsdException w:name="footnote text" w:semiHidden="1" w:unhideWhenUsed="1"/>
     <w:lsdException w:name="annotation text" w:semiHidden="1" w:unhideWhenUsed="1"/>
     <w:lsdException w:name="header" w:semiHidden="1" w:unhideWhenUsed="1"/>
     <w:lsdException w:name="footer" w:semiHidden="1" w:unhideWhenUsed="1"/>
     <w:lsdException w:name="index heading" w:semiHidden="1" w:unhideWhenUsed="1"/>
-    <w:lsdException w:name="caption" w:semiHidden="1" w:uiPriority="35" w:unhideWhenUsed="1" w:qFormat="1"/>
+    <w:lsdException w:name="caption" w:uiPriority="35" w:semiHidden="1" w:unhideWhenUsed="1" w:qFormat="1"/>
     <w:lsdException w:name="table of figures" w:semiHidden="1" w:unhideWhenUsed="1"/>
     <w:lsdException w:name="envelope address" w:semiHidden="1" w:unhideWhenUsed="1"/>
     <w:lsdException w:name="envelope return" w:semiHidden="1" w:unhideWhenUsed="1"/>
@@ -1067,7 +2399,7 @@
     <w:lsdException w:name="Title" w:uiPriority="10" w:qFormat="1"/>
     <w:lsdException w:name="Closing" w:semiHidden="1" w:unhideWhenUsed="1"/>
     <w:lsdException w:name="Signature" w:semiHidden="1" w:unhideWhenUsed="1"/>
-    <w:lsdException w:name="Default Paragraph Font" w:semiHidden="1" w:uiPriority="1" w:unhideWhenUsed="1"/>
+    <w:lsdException w:name="Default Paragraph Font" w:uiPriority="1" w:semiHidden="1" w:unhideWhenUsed="1"/>
     <w:lsdException w:name="Body Text" w:semiHidden="1" w:unhideWhenUsed="1"/>
     <w:lsdException w:name="Body Text Indent" w:semiHidden="1" w:unhideWhenUsed="1"/>
     <w:lsdException w:name="List Continue" w:semiHidden="1" w:unhideWhenUsed="1"/>
@@ -1267,8 +2599,8 @@
     <w:lsdException w:name="Subtle Reference" w:uiPriority="31" w:qFormat="1"/>
     <w:lsdException w:name="Intense Reference" w:uiPriority="32" w:qFormat="1"/>
     <w:lsdException w:name="Book Title" w:uiPriority="33" w:qFormat="1"/>
-    <w:lsdException w:name="Bibliography" w:semiHidden="1" w:uiPriority="37" w:unhideWhenUsed="1"/>
-    <w:lsdException w:name="TOC Heading" w:semiHidden="1" w:uiPriority="39" w:unhideWhenUsed="1" w:qFormat="1"/>
+    <w:lsdException w:name="Bibliography" w:uiPriority="37" w:semiHidden="1" w:unhideWhenUsed="1"/>
+    <w:lsdException w:name="TOC Heading" w:uiPriority="39" w:semiHidden="1" w:unhideWhenUsed="1" w:qFormat="1"/>
     <w:lsdException w:name="Plain Table 1" w:uiPriority="41"/>
     <w:lsdException w:name="Plain Table 2" w:uiPriority="42"/>
     <w:lsdException w:name="Plain Table 3" w:uiPriority="43"/>
@@ -1379,16 +2711,136 @@
     <w:lsdException w:name="Unresolved Mention" w:semiHidden="1" w:unhideWhenUsed="1"/>
     <w:lsdException w:name="Smart Link" w:semiHidden="1" w:unhideWhenUsed="1"/>
   </w:latentStyles>
-  <w:style w:type="paragraph" w:default="1" w:styleId="a">
+  <w:style w:type="paragraph" w:styleId="Normal" w:default="1">
     <w:name w:val="Normal"/>
     <w:qFormat/>
-    <w:rsid w:val="00906F2D"/>
+    <w:rsid w:val="00906f2d"/>
+    <w:pPr>
+      <w:widowControl/>
+      <w:bidi w:val="0"/>
+      <w:spacing w:lineRule="auto" w:line="259" w:before="0" w:after="160"/>
+      <w:jc w:val="left"/>
+    </w:pPr>
+    <w:rPr>
+      <w:rFonts w:ascii="Calibri" w:hAnsi="Calibri" w:eastAsia="Calibri" w:cs="" w:asciiTheme="minorHAnsi" w:cstheme="minorBidi" w:eastAsiaTheme="minorHAnsi" w:hAnsiTheme="minorHAnsi"/>
+      <w:color w:val="auto"/>
+      <w:kern w:val="0"/>
+      <w:sz w:val="22"/>
+      <w:szCs w:val="22"/>
+      <w:lang w:val="ru-RU" w:eastAsia="en-US" w:bidi="ar-SA"/>
+    </w:rPr>
   </w:style>
-  <w:style w:type="character" w:default="1" w:styleId="a0">
+  <w:style w:type="character" w:styleId="DefaultParagraphFont" w:default="1">
     <w:name w:val="Default Paragraph Font"/>
     <w:uiPriority w:val="1"/>
     <w:semiHidden/>
     <w:unhideWhenUsed/>
+    <w:qFormat/>
+    <w:rPr/>
+  </w:style>
+  <w:style w:type="paragraph" w:styleId="Style14">
+    <w:name w:val="Заголовок"/>
+    <w:basedOn w:val="Normal"/>
+    <w:next w:val="BodyText"/>
+    <w:qFormat/>
+    <w:pPr>
+      <w:keepNext w:val="true"/>
+      <w:spacing w:before="240" w:after="120"/>
+    </w:pPr>
+    <w:rPr>
+      <w:rFonts w:ascii="Liberation Sans" w:hAnsi="Liberation Sans" w:eastAsia="Noto Sans CJK SC" w:cs="Noto Sans Devanagari"/>
+      <w:sz w:val="28"/>
+      <w:szCs w:val="28"/>
+    </w:rPr>
+  </w:style>
+  <w:style w:type="paragraph" w:styleId="BodyText">
+    <w:name w:val="Body Text"/>
+    <w:basedOn w:val="Normal"/>
+    <w:pPr>
+      <w:spacing w:lineRule="auto" w:line="276" w:before="0" w:after="140"/>
+    </w:pPr>
+    <w:rPr/>
+  </w:style>
+  <w:style w:type="paragraph" w:styleId="List">
+    <w:name w:val="List"/>
+    <w:basedOn w:val="BodyText"/>
+    <w:pPr/>
+    <w:rPr>
+      <w:rFonts w:cs="Noto Sans Devanagari"/>
+    </w:rPr>
+  </w:style>
+  <w:style w:type="paragraph" w:styleId="Caption">
+    <w:name w:val="Caption"/>
+    <w:basedOn w:val="Normal"/>
+    <w:qFormat/>
+    <w:pPr>
+      <w:suppressLineNumbers/>
+      <w:spacing w:before="120" w:after="120"/>
+    </w:pPr>
+    <w:rPr>
+      <w:rFonts w:cs="Noto Sans Devanagari"/>
+      <w:i/>
+      <w:iCs/>
+      <w:sz w:val="24"/>
+      <w:szCs w:val="24"/>
+    </w:rPr>
+  </w:style>
+  <w:style w:type="paragraph" w:styleId="Style15">
+    <w:name w:val="Указатель"/>
+    <w:basedOn w:val="Normal"/>
+    <w:qFormat/>
+    <w:pPr>
+      <w:suppressLineNumbers/>
+    </w:pPr>
+    <w:rPr>
+      <w:rFonts w:cs="Noto Sans Devanagari"/>
+    </w:rPr>
+  </w:style>
+  <w:style w:type="paragraph" w:styleId="Standard" w:customStyle="1">
+    <w:name w:val="Standard"/>
+    <w:qFormat/>
+    <w:rsid w:val="00906f2d"/>
+    <w:pPr>
+      <w:widowControl w:val="false"/>
+      <w:suppressAutoHyphens w:val="true"/>
+      <w:bidi w:val="0"/>
+      <w:spacing w:lineRule="auto" w:line="240" w:before="0" w:after="0"/>
+      <w:jc w:val="left"/>
+      <w:textAlignment w:val="baseline"/>
+    </w:pPr>
+    <w:rPr>
+      <w:rFonts w:ascii="Calibri" w:hAnsi="Calibri" w:eastAsia="Lucida Sans Unicode" w:cs="Mangal" w:asciiTheme="minorHAnsi" w:hAnsiTheme="minorHAnsi"/>
+      <w:color w:val="auto"/>
+      <w:kern w:val="2"/>
+      <w:sz w:val="24"/>
+      <w:szCs w:val="24"/>
+      <w:lang w:val="en-US" w:eastAsia="zh-CN" w:bidi="hi-IN"/>
+    </w:rPr>
+  </w:style>
+  <w:style w:type="paragraph" w:styleId="NormalWeb">
+    <w:name w:val="Normal (Web)"/>
+    <w:basedOn w:val="Normal"/>
+    <w:uiPriority w:val="99"/>
+    <w:semiHidden/>
+    <w:unhideWhenUsed/>
+    <w:qFormat/>
+    <w:rsid w:val="00906f2d"/>
+    <w:pPr>
+      <w:spacing w:lineRule="auto" w:line="240" w:beforeAutospacing="1" w:afterAutospacing="1"/>
+    </w:pPr>
+    <w:rPr>
+      <w:rFonts w:ascii="Times New Roman" w:hAnsi="Times New Roman" w:eastAsia="Times New Roman" w:cs="Times New Roman"/>
+      <w:sz w:val="24"/>
+      <w:szCs w:val="24"/>
+      <w:lang w:eastAsia="ru-RU"/>
+    </w:rPr>
+  </w:style>
+  <w:style w:type="numbering" w:styleId="Style16" w:default="1">
+    <w:name w:val="Без списка"/>
+    <w:uiPriority w:val="99"/>
+    <w:semiHidden/>
+    <w:unhideWhenUsed/>
+    <w:qFormat/>
   </w:style>
   <w:style w:type="table" w:default="1" w:styleId="a1">
     <w:name w:val="Normal Table"/>
@@ -1396,7 +2848,6 @@
     <w:semiHidden/>
     <w:unhideWhenUsed/>
     <w:tblPr>
-      <w:tblInd w:w="0" w:type="dxa"/>
       <w:tblCellMar>
         <w:top w:w="0" w:type="dxa"/>
         <w:left w:w="108" w:type="dxa"/>
@@ -1405,240 +2856,101 @@
       </w:tblCellMar>
     </w:tblPr>
   </w:style>
-  <w:style w:type="numbering" w:default="1" w:styleId="a2">
-    <w:name w:val="No List"/>
-    <w:uiPriority w:val="99"/>
-    <w:semiHidden/>
-    <w:unhideWhenUsed/>
-  </w:style>
-  <w:style w:type="paragraph" w:customStyle="1" w:styleId="Standard">
-    <w:name w:val="Standard"/>
-    <w:rsid w:val="00906F2D"/>
-    <w:pPr>
-      <w:widowControl w:val="0"/>
-      <w:suppressAutoHyphens/>
-      <w:autoSpaceDN w:val="0"/>
-      <w:spacing w:after="0" w:line="240" w:lineRule="auto"/>
-      <w:textAlignment w:val="baseline"/>
-    </w:pPr>
-    <w:rPr>
-      <w:rFonts w:ascii="Calibri" w:eastAsia="Lucida Sans Unicode" w:hAnsi="Calibri" w:cs="Mangal"/>
-      <w:kern w:val="3"/>
-      <w:sz w:val="24"/>
-      <w:szCs w:val="24"/>
-      <w:lang w:val="en-US" w:eastAsia="zh-CN" w:bidi="hi-IN"/>
-    </w:rPr>
-  </w:style>
-  <w:style w:type="paragraph" w:styleId="a3">
-    <w:name w:val="Normal (Web)"/>
-    <w:basedOn w:val="a"/>
-    <w:uiPriority w:val="99"/>
-    <w:semiHidden/>
-    <w:unhideWhenUsed/>
-    <w:rsid w:val="00906F2D"/>
-    <w:pPr>
-      <w:spacing w:before="100" w:beforeAutospacing="1" w:after="100" w:afterAutospacing="1" w:line="240" w:lineRule="auto"/>
-    </w:pPr>
-    <w:rPr>
-      <w:rFonts w:ascii="Times New Roman" w:eastAsia="Times New Roman" w:hAnsi="Times New Roman" w:cs="Times New Roman"/>
-      <w:sz w:val="24"/>
-      <w:szCs w:val="24"/>
-      <w:lang w:eastAsia="ru-RU"/>
-    </w:rPr>
-  </w:style>
 </w:styles>
 </file>
 
 <file path=word/theme/theme1.xml><?xml version="1.0" encoding="utf-8"?>
-<a:theme xmlns:a="http://schemas.openxmlformats.org/drawingml/2006/main" name="Тема Office">
+<a:theme xmlns:a="http://schemas.openxmlformats.org/drawingml/2006/main" xmlns:r="http://schemas.openxmlformats.org/officeDocument/2006/relationships" name="Тема Office">
   <a:themeElements>
     <a:clrScheme name="Стандартная">
       <a:dk1>
-        <a:sysClr val="windowText" lastClr="000000"/>
+        <a:srgbClr val="000000"/>
       </a:dk1>
       <a:lt1>
-        <a:sysClr val="window" lastClr="FFFFFF"/>
+        <a:srgbClr val="ffffff"/>
       </a:lt1>
       <a:dk2>
-        <a:srgbClr val="44546A"/>
+        <a:srgbClr val="44546a"/>
       </a:dk2>
       <a:lt2>
-        <a:srgbClr val="E7E6E6"/>
+        <a:srgbClr val="e7e6e6"/>
       </a:lt2>
       <a:accent1>
-        <a:srgbClr val="4472C4"/>
+        <a:srgbClr val="4472c4"/>
       </a:accent1>
       <a:accent2>
-        <a:srgbClr val="ED7D31"/>
+        <a:srgbClr val="ed7d31"/>
       </a:accent2>
       <a:accent3>
-        <a:srgbClr val="A5A5A5"/>
+        <a:srgbClr val="a5a5a5"/>
       </a:accent3>
       <a:accent4>
-        <a:srgbClr val="FFC000"/>
+        <a:srgbClr val="ffc000"/>
       </a:accent4>
       <a:accent5>
-        <a:srgbClr val="5B9BD5"/>
+        <a:srgbClr val="5b9bd5"/>
       </a:accent5>
       <a:accent6>
-        <a:srgbClr val="70AD47"/>
+        <a:srgbClr val="70ad47"/>
       </a:accent6>
       <a:hlink>
-        <a:srgbClr val="0563C1"/>
+        <a:srgbClr val="0563c1"/>
       </a:hlink>
       <a:folHlink>
-        <a:srgbClr val="954F72"/>
+        <a:srgbClr val="954f72"/>
       </a:folHlink>
     </a:clrScheme>
     <a:fontScheme name="Стандартная">
       <a:majorFont>
-        <a:latin typeface="Calibri Light" panose="020F0302020204030204"/>
+        <a:latin typeface="Calibri Light" panose="020F0302020204030204" pitchFamily="0" charset="1"/>
         <a:ea typeface=""/>
         <a:cs typeface=""/>
-        <a:font script="Jpan" typeface="游ゴシック Light"/>
-        <a:font script="Hang" typeface="맑은 고딕"/>
-        <a:font script="Hans" typeface="等线 Light"/>
-        <a:font script="Hant" typeface="新細明體"/>
-        <a:font script="Arab" typeface="Times New Roman"/>
-        <a:font script="Hebr" typeface="Times New Roman"/>
-        <a:font script="Thai" typeface="Angsana New"/>
-        <a:font script="Ethi" typeface="Nyala"/>
-        <a:font script="Beng" typeface="Vrinda"/>
-        <a:font script="Gujr" typeface="Shruti"/>
-        <a:font script="Khmr" typeface="MoolBoran"/>
-        <a:font script="Knda" typeface="Tunga"/>
-        <a:font script="Guru" typeface="Raavi"/>
-        <a:font script="Cans" typeface="Euphemia"/>
-        <a:font script="Cher" typeface="Plantagenet Cherokee"/>
-        <a:font script="Yiii" typeface="Microsoft Yi Baiti"/>
-        <a:font script="Tibt" typeface="Microsoft Himalaya"/>
-        <a:font script="Thaa" typeface="MV Boli"/>
-        <a:font script="Deva" typeface="Mangal"/>
-        <a:font script="Telu" typeface="Gautami"/>
-        <a:font script="Taml" typeface="Latha"/>
-        <a:font script="Syrc" typeface="Estrangelo Edessa"/>
-        <a:font script="Orya" typeface="Kalinga"/>
-        <a:font script="Mlym" typeface="Kartika"/>
-        <a:font script="Laoo" typeface="DokChampa"/>
-        <a:font script="Sinh" typeface="Iskoola Pota"/>
-        <a:font script="Mong" typeface="Mongolian Baiti"/>
-        <a:font script="Viet" typeface="Times New Roman"/>
-        <a:font script="Uigh" typeface="Microsoft Uighur"/>
-        <a:font script="Geor" typeface="Sylfaen"/>
-        <a:font script="Armn" typeface="Arial"/>
-        <a:font script="Bugi" typeface="Leelawadee UI"/>
-        <a:font script="Bopo" typeface="Microsoft JhengHei"/>
-        <a:font script="Java" typeface="Javanese Text"/>
-        <a:font script="Lisu" typeface="Segoe UI"/>
-        <a:font script="Mymr" typeface="Myanmar Text"/>
-        <a:font script="Nkoo" typeface="Ebrima"/>
-        <a:font script="Olck" typeface="Nirmala UI"/>
-        <a:font script="Osma" typeface="Ebrima"/>
-        <a:font script="Phag" typeface="Phagspa"/>
-        <a:font script="Syrn" typeface="Estrangelo Edessa"/>
-        <a:font script="Syrj" typeface="Estrangelo Edessa"/>
-        <a:font script="Syre" typeface="Estrangelo Edessa"/>
-        <a:font script="Sora" typeface="Nirmala UI"/>
-        <a:font script="Tale" typeface="Microsoft Tai Le"/>
-        <a:font script="Talu" typeface="Microsoft New Tai Lue"/>
-        <a:font script="Tfng" typeface="Ebrima"/>
       </a:majorFont>
       <a:minorFont>
-        <a:latin typeface="Calibri" panose="020F0502020204030204"/>
+        <a:latin typeface="Calibri" panose="020F0502020204030204" pitchFamily="0" charset="1"/>
         <a:ea typeface=""/>
         <a:cs typeface=""/>
-        <a:font script="Jpan" typeface="游明朝"/>
-        <a:font script="Hang" typeface="맑은 고딕"/>
-        <a:font script="Hans" typeface="等线"/>
-        <a:font script="Hant" typeface="新細明體"/>
-        <a:font script="Arab" typeface="Arial"/>
-        <a:font script="Hebr" typeface="Arial"/>
-        <a:font script="Thai" typeface="Cordia New"/>
-        <a:font script="Ethi" typeface="Nyala"/>
-        <a:font script="Beng" typeface="Vrinda"/>
-        <a:font script="Gujr" typeface="Shruti"/>
-        <a:font script="Khmr" typeface="DaunPenh"/>
-        <a:font script="Knda" typeface="Tunga"/>
-        <a:font script="Guru" typeface="Raavi"/>
-        <a:font script="Cans" typeface="Euphemia"/>
-        <a:font script="Cher" typeface="Plantagenet Cherokee"/>
-        <a:font script="Yiii" typeface="Microsoft Yi Baiti"/>
-        <a:font script="Tibt" typeface="Microsoft Himalaya"/>
-        <a:font script="Thaa" typeface="MV Boli"/>
-        <a:font script="Deva" typeface="Mangal"/>
-        <a:font script="Telu" typeface="Gautami"/>
-        <a:font script="Taml" typeface="Latha"/>
-        <a:font script="Syrc" typeface="Estrangelo Edessa"/>
-        <a:font script="Orya" typeface="Kalinga"/>
-        <a:font script="Mlym" typeface="Kartika"/>
-        <a:font script="Laoo" typeface="DokChampa"/>
-        <a:font script="Sinh" typeface="Iskoola Pota"/>
-        <a:font script="Mong" typeface="Mongolian Baiti"/>
-        <a:font script="Viet" typeface="Arial"/>
-        <a:font script="Uigh" typeface="Microsoft Uighur"/>
-        <a:font script="Geor" typeface="Sylfaen"/>
-        <a:font script="Armn" typeface="Arial"/>
-        <a:font script="Bugi" typeface="Leelawadee UI"/>
-        <a:font script="Bopo" typeface="Microsoft JhengHei"/>
-        <a:font script="Java" typeface="Javanese Text"/>
-        <a:font script="Lisu" typeface="Segoe UI"/>
-        <a:font script="Mymr" typeface="Myanmar Text"/>
-        <a:font script="Nkoo" typeface="Ebrima"/>
-        <a:font script="Olck" typeface="Nirmala UI"/>
-        <a:font script="Osma" typeface="Ebrima"/>
-        <a:font script="Phag" typeface="Phagspa"/>
-        <a:font script="Syrn" typeface="Estrangelo Edessa"/>
-        <a:font script="Syrj" typeface="Estrangelo Edessa"/>
-        <a:font script="Syre" typeface="Estrangelo Edessa"/>
-        <a:font script="Sora" typeface="Nirmala UI"/>
-        <a:font script="Tale" typeface="Microsoft Tai Le"/>
-        <a:font script="Talu" typeface="Microsoft New Tai Lue"/>
-        <a:font script="Tfng" typeface="Ebrima"/>
       </a:minorFont>
     </a:fontScheme>
-    <a:fmtScheme name="Стандартная">
+    <a:fmtScheme>
       <a:fillStyleLst>
         <a:solidFill>
           <a:schemeClr val="phClr"/>
         </a:solidFill>
-        <a:gradFill rotWithShape="1">
+        <a:gradFill>
           <a:gsLst>
             <a:gs pos="0">
               <a:schemeClr val="phClr">
                 <a:lumMod val="110000"/>
-                <a:satMod val="105000"/>
                 <a:tint val="67000"/>
               </a:schemeClr>
             </a:gs>
             <a:gs pos="50000">
               <a:schemeClr val="phClr">
                 <a:lumMod val="105000"/>
-                <a:satMod val="103000"/>
                 <a:tint val="73000"/>
               </a:schemeClr>
             </a:gs>
             <a:gs pos="100000">
               <a:schemeClr val="phClr">
                 <a:lumMod val="105000"/>
-                <a:satMod val="109000"/>
                 <a:tint val="81000"/>
               </a:schemeClr>
             </a:gs>
           </a:gsLst>
           <a:lin ang="5400000" scaled="0"/>
+          <a:tileRect l="0" t="0" r="0" b="0"/>
         </a:gradFill>
-        <a:gradFill rotWithShape="1">
+        <a:gradFill>
           <a:gsLst>
             <a:gs pos="0">
               <a:schemeClr val="phClr">
-                <a:satMod val="103000"/>
                 <a:lumMod val="102000"/>
                 <a:tint val="94000"/>
               </a:schemeClr>
             </a:gs>
             <a:gs pos="50000">
               <a:schemeClr val="phClr">
-                <a:satMod val="110000"/>
                 <a:lumMod val="100000"/>
                 <a:shade val="100000"/>
               </a:schemeClr>
@@ -1646,33 +2958,24 @@
             <a:gs pos="100000">
               <a:schemeClr val="phClr">
                 <a:lumMod val="99000"/>
-                <a:satMod val="120000"/>
                 <a:shade val="78000"/>
               </a:schemeClr>
             </a:gs>
           </a:gsLst>
           <a:lin ang="5400000" scaled="0"/>
+          <a:tileRect l="0" t="0" r="0" b="0"/>
         </a:gradFill>
       </a:fillStyleLst>
       <a:lnStyleLst>
         <a:ln w="6350" cap="flat" cmpd="sng" algn="ctr">
-          <a:solidFill>
-            <a:schemeClr val="phClr"/>
-          </a:solidFill>
           <a:prstDash val="solid"/>
           <a:miter lim="800000"/>
         </a:ln>
         <a:ln w="12700" cap="flat" cmpd="sng" algn="ctr">
-          <a:solidFill>
-            <a:schemeClr val="phClr"/>
-          </a:solidFill>
           <a:prstDash val="solid"/>
           <a:miter lim="800000"/>
         </a:ln>
         <a:ln w="19050" cap="flat" cmpd="sng" algn="ctr">
-          <a:solidFill>
-            <a:schemeClr val="phClr"/>
-          </a:solidFill>
           <a:prstDash val="solid"/>
           <a:miter lim="800000"/>
         </a:ln>
@@ -1685,13 +2988,7 @@
           <a:effectLst/>
         </a:effectStyle>
         <a:effectStyle>
-          <a:effectLst>
-            <a:outerShdw blurRad="57150" dist="19050" dir="5400000" algn="ctr" rotWithShape="0">
-              <a:srgbClr val="000000">
-                <a:alpha val="63000"/>
-              </a:srgbClr>
-            </a:outerShdw>
-          </a:effectLst>
+          <a:effectLst/>
         </a:effectStyle>
       </a:effectStyleLst>
       <a:bgFillStyleLst>
@@ -1701,15 +2998,13 @@
         <a:solidFill>
           <a:schemeClr val="phClr">
             <a:tint val="95000"/>
-            <a:satMod val="170000"/>
           </a:schemeClr>
         </a:solidFill>
-        <a:gradFill rotWithShape="1">
+        <a:gradFill>
           <a:gsLst>
             <a:gs pos="0">
               <a:schemeClr val="phClr">
                 <a:tint val="93000"/>
-                <a:satMod val="150000"/>
                 <a:shade val="98000"/>
                 <a:lumMod val="102000"/>
               </a:schemeClr>
@@ -1717,7 +3012,6 @@
             <a:gs pos="50000">
               <a:schemeClr val="phClr">
                 <a:tint val="98000"/>
-                <a:satMod val="130000"/>
                 <a:shade val="90000"/>
                 <a:lumMod val="103000"/>
               </a:schemeClr>
@@ -1725,21 +3019,14 @@
             <a:gs pos="100000">
               <a:schemeClr val="phClr">
                 <a:shade val="63000"/>
-                <a:satMod val="120000"/>
               </a:schemeClr>
             </a:gs>
           </a:gsLst>
           <a:lin ang="5400000" scaled="0"/>
+          <a:tileRect l="0" t="0" r="0" b="0"/>
         </a:gradFill>
       </a:bgFillStyleLst>
     </a:fmtScheme>
   </a:themeElements>
-  <a:objectDefaults/>
-  <a:extraClrSchemeLst/>
-  <a:extLst>
-    <a:ext uri="{05A4C25C-085E-4340-85A3-A5531E510DB2}">
-      <thm15:themeFamily xmlns:thm15="http://schemas.microsoft.com/office/thememl/2012/main" name="Office Theme" id="{62F939B6-93AF-4DB8-9C6B-D6C7DFDC589F}" vid="{4A3C46E8-61CC-4603-A589-7422A47A8E4A}"/>
-    </a:ext>
-  </a:extLst>
 </a:theme>
 </file>